--- a/src/modules/planillas_aportes/templates/resumen_mensual.docx
+++ b/src/modules/planillas_aportes/templates/resumen_mensual.docx
@@ -6,13 +6,14 @@
       <w:tblPr>
         <w:tblStyle w:val="Tabladelista7concolores-nfasis3"/>
         <w:tblW w:w="0" w:type="auto"/>
+        <w:tblLayout w:type="fixed"/>
         <w:tblLook w:val="04A0" w:firstRow="1" w:lastRow="0" w:firstColumn="1" w:lastColumn="0" w:noHBand="0" w:noVBand="1"/>
       </w:tblPr>
       <w:tblGrid>
-        <w:gridCol w:w="2444"/>
-        <w:gridCol w:w="2083"/>
-        <w:gridCol w:w="2805"/>
-        <w:gridCol w:w="1415"/>
+        <w:gridCol w:w="2694"/>
+        <w:gridCol w:w="1825"/>
+        <w:gridCol w:w="2808"/>
+        <w:gridCol w:w="1420"/>
         <w:gridCol w:w="2195"/>
       </w:tblGrid>
       <w:tr>
@@ -66,7 +67,7 @@
         <w:tc>
           <w:tcPr>
             <w:cnfStyle w:val="001000000000" w:firstRow="0" w:lastRow="0" w:firstColumn="1" w:lastColumn="0" w:oddVBand="0" w:evenVBand="0" w:oddHBand="0" w:evenHBand="0" w:firstRowFirstColumn="0" w:firstRowLastColumn="0" w:lastRowFirstColumn="0" w:lastRowLastColumn="0"/>
-            <w:tcW w:w="4545" w:type="dxa"/>
+            <w:tcW w:w="4519" w:type="dxa"/>
             <w:gridSpan w:val="2"/>
             <w:tcBorders>
               <w:top w:val="single" w:sz="4" w:space="0" w:color="auto"/>
@@ -112,7 +113,7 @@
         </w:tc>
         <w:tc>
           <w:tcPr>
-            <w:tcW w:w="6397" w:type="dxa"/>
+            <w:tcW w:w="6423" w:type="dxa"/>
             <w:gridSpan w:val="3"/>
             <w:tcBorders>
               <w:top w:val="single" w:sz="4" w:space="0" w:color="auto"/>
@@ -128,6 +129,7 @@
               <w:tabs>
                 <w:tab w:val="left" w:pos="7200"/>
               </w:tabs>
+              <w:jc w:val="center"/>
               <w:cnfStyle w:val="000000100000" w:firstRow="0" w:lastRow="0" w:firstColumn="0" w:lastColumn="0" w:oddVBand="0" w:evenVBand="0" w:oddHBand="1" w:evenHBand="0" w:firstRowFirstColumn="0" w:firstRowLastColumn="0" w:lastRowFirstColumn="0" w:lastRowLastColumn="0"/>
               <w:rPr>
                 <w:rFonts w:ascii="Calibri" w:hAnsi="Calibri"/>
@@ -141,40 +143,42 @@
               <w:rPr>
                 <w:rFonts w:ascii="Calibri" w:hAnsi="Calibri"/>
                 <w:color w:val="auto"/>
-                <w:sz w:val="20"/>
-                <w:szCs w:val="20"/>
+                <w:sz w:val="18"/>
+                <w:szCs w:val="18"/>
                 <w:lang w:val="es-BO"/>
               </w:rPr>
               <w:t>{</w:t>
             </w:r>
             <w:proofErr w:type="spellStart"/>
+            <w:proofErr w:type="gramStart"/>
             <w:r>
               <w:rPr>
                 <w:rFonts w:ascii="Calibri" w:hAnsi="Calibri"/>
                 <w:color w:val="auto"/>
-                <w:sz w:val="20"/>
-                <w:szCs w:val="20"/>
-                <w:lang w:val="es-BO"/>
-              </w:rPr>
-              <w:t>d.planilla.</w:t>
-            </w:r>
+                <w:sz w:val="18"/>
+                <w:szCs w:val="18"/>
+                <w:lang w:val="es-BO"/>
+              </w:rPr>
+              <w:t>d.planilla</w:t>
+            </w:r>
+            <w:proofErr w:type="gramEnd"/>
             <w:r>
               <w:rPr>
                 <w:rFonts w:ascii="Calibri" w:hAnsi="Calibri"/>
                 <w:color w:val="auto"/>
-                <w:sz w:val="20"/>
-                <w:szCs w:val="20"/>
-                <w:lang w:val="es-BO"/>
-              </w:rPr>
-              <w:t>empresa</w:t>
+                <w:sz w:val="18"/>
+                <w:szCs w:val="18"/>
+                <w:lang w:val="es-BO"/>
+              </w:rPr>
+              <w:t>.empresa</w:t>
             </w:r>
             <w:proofErr w:type="spellEnd"/>
             <w:r>
               <w:rPr>
                 <w:rFonts w:ascii="Calibri" w:hAnsi="Calibri"/>
                 <w:color w:val="auto"/>
-                <w:sz w:val="20"/>
-                <w:szCs w:val="20"/>
+                <w:sz w:val="18"/>
+                <w:szCs w:val="18"/>
                 <w:lang w:val="es-BO"/>
               </w:rPr>
               <w:t>}</w:t>
@@ -186,7 +190,7 @@
         <w:tc>
           <w:tcPr>
             <w:cnfStyle w:val="001000000000" w:firstRow="0" w:lastRow="0" w:firstColumn="1" w:lastColumn="0" w:oddVBand="0" w:evenVBand="0" w:oddHBand="0" w:evenHBand="0" w:firstRowFirstColumn="0" w:firstRowLastColumn="0" w:lastRowFirstColumn="0" w:lastRowLastColumn="0"/>
-            <w:tcW w:w="4545" w:type="dxa"/>
+            <w:tcW w:w="4519" w:type="dxa"/>
             <w:gridSpan w:val="2"/>
             <w:tcBorders>
               <w:top w:val="single" w:sz="4" w:space="0" w:color="auto"/>
@@ -248,7 +252,7 @@
         </w:tc>
         <w:tc>
           <w:tcPr>
-            <w:tcW w:w="2826" w:type="dxa"/>
+            <w:tcW w:w="2808" w:type="dxa"/>
             <w:tcBorders>
               <w:top w:val="single" w:sz="4" w:space="0" w:color="auto"/>
               <w:left w:val="single" w:sz="4" w:space="0" w:color="auto"/>
@@ -263,6 +267,7 @@
               <w:tabs>
                 <w:tab w:val="left" w:pos="7200"/>
               </w:tabs>
+              <w:jc w:val="center"/>
               <w:cnfStyle w:val="000000000000" w:firstRow="0" w:lastRow="0" w:firstColumn="0" w:lastColumn="0" w:oddVBand="0" w:evenVBand="0" w:oddHBand="0" w:evenHBand="0" w:firstRowFirstColumn="0" w:firstRowLastColumn="0" w:lastRowFirstColumn="0" w:lastRowLastColumn="0"/>
               <w:rPr>
                 <w:rFonts w:ascii="Calibri" w:hAnsi="Calibri"/>
@@ -276,29 +281,41 @@
               <w:rPr>
                 <w:rFonts w:ascii="Calibri" w:hAnsi="Calibri"/>
                 <w:color w:val="auto"/>
-                <w:sz w:val="20"/>
-                <w:szCs w:val="20"/>
+                <w:sz w:val="18"/>
+                <w:szCs w:val="18"/>
                 <w:lang w:val="es-BO"/>
               </w:rPr>
               <w:t>{</w:t>
             </w:r>
             <w:proofErr w:type="spellStart"/>
+            <w:proofErr w:type="gramStart"/>
             <w:r>
               <w:rPr>
                 <w:rFonts w:ascii="Calibri" w:hAnsi="Calibri"/>
                 <w:color w:val="auto"/>
-                <w:sz w:val="20"/>
-                <w:szCs w:val="20"/>
-                <w:lang w:val="es-BO"/>
-              </w:rPr>
-              <w:t>d.planilla.</w:t>
-            </w:r>
+                <w:sz w:val="18"/>
+                <w:szCs w:val="18"/>
+                <w:lang w:val="es-BO"/>
+              </w:rPr>
+              <w:t>d.planilla</w:t>
+            </w:r>
+            <w:proofErr w:type="gramEnd"/>
             <w:r>
               <w:rPr>
                 <w:rFonts w:ascii="Calibri" w:hAnsi="Calibri"/>
                 <w:color w:val="auto"/>
-                <w:sz w:val="20"/>
-                <w:szCs w:val="20"/>
+                <w:sz w:val="18"/>
+                <w:szCs w:val="18"/>
+                <w:lang w:val="es-BO"/>
+              </w:rPr>
+              <w:t>.</w:t>
+            </w:r>
+            <w:r>
+              <w:rPr>
+                <w:rFonts w:ascii="Calibri" w:hAnsi="Calibri"/>
+                <w:color w:val="auto"/>
+                <w:sz w:val="18"/>
+                <w:szCs w:val="18"/>
                 <w:lang w:val="es-BO"/>
               </w:rPr>
               <w:t>patronal</w:t>
@@ -308,8 +325,8 @@
               <w:rPr>
                 <w:rFonts w:ascii="Calibri" w:hAnsi="Calibri"/>
                 <w:color w:val="auto"/>
-                <w:sz w:val="20"/>
-                <w:szCs w:val="20"/>
+                <w:sz w:val="18"/>
+                <w:szCs w:val="18"/>
                 <w:lang w:val="es-BO"/>
               </w:rPr>
               <w:t>}</w:t>
@@ -318,7 +335,7 @@
         </w:tc>
         <w:tc>
           <w:tcPr>
-            <w:tcW w:w="1448" w:type="dxa"/>
+            <w:tcW w:w="1420" w:type="dxa"/>
             <w:tcBorders>
               <w:top w:val="single" w:sz="4" w:space="0" w:color="auto"/>
               <w:left w:val="single" w:sz="4" w:space="0" w:color="auto"/>
@@ -326,13 +343,15 @@
               <w:right w:val="single" w:sz="4" w:space="0" w:color="auto"/>
             </w:tcBorders>
             <w:shd w:val="clear" w:color="auto" w:fill="auto"/>
-          </w:tcPr>
-          <w:p>
-            <w:pPr>
-              <w:pStyle w:val="Standard"/>
-              <w:tabs>
-                <w:tab w:val="left" w:pos="7200"/>
-              </w:tabs>
+            <w:vAlign w:val="center"/>
+          </w:tcPr>
+          <w:p>
+            <w:pPr>
+              <w:pStyle w:val="Standard"/>
+              <w:tabs>
+                <w:tab w:val="left" w:pos="7200"/>
+              </w:tabs>
+              <w:jc w:val="center"/>
               <w:cnfStyle w:val="000000000000" w:firstRow="0" w:lastRow="0" w:firstColumn="0" w:lastColumn="0" w:oddVBand="0" w:evenVBand="0" w:oddHBand="0" w:evenHBand="0" w:firstRowFirstColumn="0" w:firstRowLastColumn="0" w:lastRowFirstColumn="0" w:lastRowLastColumn="0"/>
               <w:rPr>
                 <w:rFonts w:ascii="Calibri" w:hAnsi="Calibri"/>
@@ -360,7 +379,7 @@
         </w:tc>
         <w:tc>
           <w:tcPr>
-            <w:tcW w:w="2123" w:type="dxa"/>
+            <w:tcW w:w="2195" w:type="dxa"/>
             <w:tcBorders>
               <w:top w:val="single" w:sz="4" w:space="0" w:color="auto"/>
               <w:left w:val="single" w:sz="4" w:space="0" w:color="auto"/>
@@ -375,6 +394,7 @@
               <w:tabs>
                 <w:tab w:val="left" w:pos="7200"/>
               </w:tabs>
+              <w:jc w:val="center"/>
               <w:cnfStyle w:val="000000000000" w:firstRow="0" w:lastRow="0" w:firstColumn="0" w:lastColumn="0" w:oddVBand="0" w:evenVBand="0" w:oddHBand="0" w:evenHBand="0" w:firstRowFirstColumn="0" w:firstRowLastColumn="0" w:lastRowFirstColumn="0" w:lastRowLastColumn="0"/>
               <w:rPr>
                 <w:rFonts w:ascii="Calibri" w:hAnsi="Calibri"/>
@@ -388,8 +408,8 @@
               <w:rPr>
                 <w:rFonts w:ascii="Calibri" w:hAnsi="Calibri"/>
                 <w:color w:val="auto"/>
-                <w:sz w:val="20"/>
-                <w:szCs w:val="20"/>
+                <w:sz w:val="18"/>
+                <w:szCs w:val="18"/>
                 <w:lang w:val="es-BO"/>
               </w:rPr>
               <w:t>{</w:t>
@@ -399,39 +419,29 @@
               <w:rPr>
                 <w:rFonts w:ascii="Calibri" w:hAnsi="Calibri"/>
                 <w:color w:val="auto"/>
-                <w:sz w:val="20"/>
-                <w:szCs w:val="20"/>
-                <w:lang w:val="es-BO"/>
-              </w:rPr>
-              <w:t>d.planilla.</w:t>
+                <w:sz w:val="18"/>
+                <w:szCs w:val="18"/>
+                <w:lang w:val="es-BO"/>
+              </w:rPr>
+              <w:t>d.planilla.emp</w:t>
             </w:r>
             <w:r>
               <w:rPr>
                 <w:rFonts w:ascii="Calibri" w:hAnsi="Calibri"/>
                 <w:color w:val="auto"/>
-                <w:sz w:val="20"/>
-                <w:szCs w:val="20"/>
-                <w:lang w:val="es-BO"/>
-              </w:rPr>
-              <w:t>emp</w:t>
-            </w:r>
+                <w:sz w:val="18"/>
+                <w:szCs w:val="18"/>
+                <w:lang w:val="es-BO"/>
+              </w:rPr>
+              <w:t>_nit</w:t>
+            </w:r>
+            <w:proofErr w:type="spellEnd"/>
             <w:r>
               <w:rPr>
                 <w:rFonts w:ascii="Calibri" w:hAnsi="Calibri"/>
                 <w:color w:val="auto"/>
-                <w:sz w:val="20"/>
-                <w:szCs w:val="20"/>
-                <w:lang w:val="es-BO"/>
-              </w:rPr>
-              <w:t>_nit</w:t>
-            </w:r>
-            <w:proofErr w:type="spellEnd"/>
-            <w:r>
-              <w:rPr>
-                <w:rFonts w:ascii="Calibri" w:hAnsi="Calibri"/>
-                <w:color w:val="auto"/>
-                <w:sz w:val="20"/>
-                <w:szCs w:val="20"/>
+                <w:sz w:val="18"/>
+                <w:szCs w:val="18"/>
                 <w:lang w:val="es-BO"/>
               </w:rPr>
               <w:t>}</w:t>
@@ -446,13 +456,14 @@
         <w:tc>
           <w:tcPr>
             <w:cnfStyle w:val="001000000000" w:firstRow="0" w:lastRow="0" w:firstColumn="1" w:lastColumn="0" w:oddVBand="0" w:evenVBand="0" w:oddHBand="0" w:evenHBand="0" w:firstRowFirstColumn="0" w:firstRowLastColumn="0" w:lastRowFirstColumn="0" w:lastRowLastColumn="0"/>
-            <w:tcW w:w="2462" w:type="dxa"/>
+            <w:tcW w:w="2694" w:type="dxa"/>
             <w:tcBorders>
               <w:top w:val="single" w:sz="4" w:space="0" w:color="auto"/>
               <w:left w:val="single" w:sz="4" w:space="0" w:color="auto"/>
               <w:bottom w:val="single" w:sz="4" w:space="0" w:color="auto"/>
               <w:right w:val="single" w:sz="4" w:space="0" w:color="auto"/>
             </w:tcBorders>
+            <w:vAlign w:val="center"/>
           </w:tcPr>
           <w:p>
             <w:pPr>
@@ -491,13 +502,14 @@
         </w:tc>
         <w:tc>
           <w:tcPr>
-            <w:tcW w:w="2083" w:type="dxa"/>
+            <w:tcW w:w="1825" w:type="dxa"/>
             <w:tcBorders>
               <w:top w:val="single" w:sz="4" w:space="0" w:color="auto"/>
               <w:left w:val="single" w:sz="4" w:space="0" w:color="auto"/>
               <w:bottom w:val="single" w:sz="4" w:space="0" w:color="auto"/>
               <w:right w:val="single" w:sz="4" w:space="0" w:color="auto"/>
             </w:tcBorders>
+            <w:vAlign w:val="center"/>
           </w:tcPr>
           <w:p>
             <w:pPr>
@@ -547,13 +559,14 @@
         </w:tc>
         <w:tc>
           <w:tcPr>
-            <w:tcW w:w="2826" w:type="dxa"/>
+            <w:tcW w:w="2808" w:type="dxa"/>
             <w:tcBorders>
               <w:top w:val="single" w:sz="4" w:space="0" w:color="auto"/>
               <w:left w:val="single" w:sz="4" w:space="0" w:color="auto"/>
               <w:bottom w:val="single" w:sz="4" w:space="0" w:color="auto"/>
               <w:right w:val="single" w:sz="4" w:space="0" w:color="auto"/>
             </w:tcBorders>
+            <w:vAlign w:val="center"/>
           </w:tcPr>
           <w:p>
             <w:pPr>
@@ -573,23 +586,37 @@
                 <w:lang w:val="es-BO"/>
               </w:rPr>
             </w:pPr>
-            <w:r>
-              <w:rPr>
-                <w:rFonts w:ascii="Calibri" w:hAnsi="Calibri"/>
-                <w:b/>
-                <w:bCs/>
-                <w:color w:val="595959" w:themeColor="text1" w:themeTint="A6"/>
-                <w:sz w:val="16"/>
-                <w:szCs w:val="16"/>
-                <w:lang w:val="es-BO"/>
-              </w:rPr>
-              <w:t>TOTAL SALARIOS</w:t>
-            </w:r>
-          </w:p>
-        </w:tc>
-        <w:tc>
-          <w:tcPr>
-            <w:tcW w:w="1448" w:type="dxa"/>
+            <w:proofErr w:type="gramStart"/>
+            <w:r>
+              <w:rPr>
+                <w:rFonts w:ascii="Calibri" w:hAnsi="Calibri"/>
+                <w:b/>
+                <w:bCs/>
+                <w:color w:val="595959" w:themeColor="text1" w:themeTint="A6"/>
+                <w:sz w:val="16"/>
+                <w:szCs w:val="16"/>
+                <w:lang w:val="es-BO"/>
+              </w:rPr>
+              <w:t>TOTAL</w:t>
+            </w:r>
+            <w:proofErr w:type="gramEnd"/>
+            <w:r>
+              <w:rPr>
+                <w:rFonts w:ascii="Calibri" w:hAnsi="Calibri"/>
+                <w:b/>
+                <w:bCs/>
+                <w:color w:val="595959" w:themeColor="text1" w:themeTint="A6"/>
+                <w:sz w:val="16"/>
+                <w:szCs w:val="16"/>
+                <w:lang w:val="es-BO"/>
+              </w:rPr>
+              <w:t xml:space="preserve"> SALARIOS</w:t>
+            </w:r>
+          </w:p>
+        </w:tc>
+        <w:tc>
+          <w:tcPr>
+            <w:tcW w:w="1420" w:type="dxa"/>
             <w:vMerge w:val="restart"/>
             <w:tcBorders>
               <w:top w:val="single" w:sz="4" w:space="0" w:color="auto"/>
@@ -693,13 +720,14 @@
         </w:tc>
         <w:tc>
           <w:tcPr>
-            <w:tcW w:w="2123" w:type="dxa"/>
+            <w:tcW w:w="2195" w:type="dxa"/>
             <w:tcBorders>
               <w:top w:val="single" w:sz="4" w:space="0" w:color="auto"/>
               <w:left w:val="single" w:sz="4" w:space="0" w:color="auto"/>
               <w:bottom w:val="single" w:sz="4" w:space="0" w:color="auto"/>
               <w:right w:val="single" w:sz="4" w:space="0" w:color="auto"/>
             </w:tcBorders>
+            <w:vAlign w:val="center"/>
           </w:tcPr>
           <w:p>
             <w:pPr>
@@ -738,7 +766,7 @@
         <w:tc>
           <w:tcPr>
             <w:cnfStyle w:val="001000000000" w:firstRow="0" w:lastRow="0" w:firstColumn="1" w:lastColumn="0" w:oddVBand="0" w:evenVBand="0" w:oddHBand="0" w:evenHBand="0" w:firstRowFirstColumn="0" w:firstRowLastColumn="0" w:lastRowFirstColumn="0" w:lastRowLastColumn="0"/>
-            <w:tcW w:w="2462" w:type="dxa"/>
+            <w:tcW w:w="2694" w:type="dxa"/>
             <w:tcBorders>
               <w:top w:val="single" w:sz="4" w:space="0" w:color="auto"/>
               <w:left w:val="single" w:sz="4" w:space="0" w:color="auto"/>
@@ -753,6 +781,7 @@
               <w:tabs>
                 <w:tab w:val="left" w:pos="7200"/>
               </w:tabs>
+              <w:jc w:val="center"/>
               <w:rPr>
                 <w:rFonts w:ascii="Calibri" w:hAnsi="Calibri"/>
                 <w:i w:val="0"/>
@@ -768,8 +797,8 @@
                 <w:i w:val="0"/>
                 <w:iCs w:val="0"/>
                 <w:color w:val="auto"/>
-                <w:sz w:val="20"/>
-                <w:szCs w:val="20"/>
+                <w:sz w:val="18"/>
+                <w:szCs w:val="18"/>
               </w:rPr>
               <w:t>{</w:t>
             </w:r>
@@ -780,8 +809,8 @@
                 <w:i w:val="0"/>
                 <w:iCs w:val="0"/>
                 <w:color w:val="auto"/>
-                <w:sz w:val="20"/>
-                <w:szCs w:val="20"/>
+                <w:sz w:val="18"/>
+                <w:szCs w:val="18"/>
               </w:rPr>
               <w:t>d.planilla.mes</w:t>
             </w:r>
@@ -792,32 +821,67 @@
                 <w:i w:val="0"/>
                 <w:iCs w:val="0"/>
                 <w:color w:val="auto"/>
-                <w:sz w:val="20"/>
-                <w:szCs w:val="20"/>
-              </w:rPr>
-              <w:t>} {</w:t>
-            </w:r>
-            <w:proofErr w:type="spellStart"/>
+                <w:sz w:val="18"/>
+                <w:szCs w:val="18"/>
+              </w:rPr>
+              <w:t>}</w:t>
+            </w:r>
             <w:r>
               <w:rPr>
                 <w:rFonts w:ascii="Calibri" w:hAnsi="Calibri"/>
                 <w:i w:val="0"/>
                 <w:iCs w:val="0"/>
                 <w:color w:val="auto"/>
-                <w:sz w:val="20"/>
-                <w:szCs w:val="20"/>
-              </w:rPr>
-              <w:t>d.planilla.anio</w:t>
-            </w:r>
-            <w:proofErr w:type="spellEnd"/>
+                <w:sz w:val="18"/>
+                <w:szCs w:val="18"/>
+              </w:rPr>
+              <w:t xml:space="preserve"> </w:t>
+            </w:r>
             <w:r>
               <w:rPr>
                 <w:rFonts w:ascii="Calibri" w:hAnsi="Calibri"/>
                 <w:i w:val="0"/>
                 <w:iCs w:val="0"/>
                 <w:color w:val="auto"/>
-                <w:sz w:val="20"/>
-                <w:szCs w:val="20"/>
+                <w:sz w:val="18"/>
+                <w:szCs w:val="18"/>
+              </w:rPr>
+              <w:t>{</w:t>
+            </w:r>
+            <w:proofErr w:type="spellStart"/>
+            <w:proofErr w:type="gramStart"/>
+            <w:r>
+              <w:rPr>
+                <w:rFonts w:ascii="Calibri" w:hAnsi="Calibri"/>
+                <w:i w:val="0"/>
+                <w:iCs w:val="0"/>
+                <w:color w:val="auto"/>
+                <w:sz w:val="18"/>
+                <w:szCs w:val="18"/>
+              </w:rPr>
+              <w:t>d.planilla</w:t>
+            </w:r>
+            <w:proofErr w:type="gramEnd"/>
+            <w:r>
+              <w:rPr>
+                <w:rFonts w:ascii="Calibri" w:hAnsi="Calibri"/>
+                <w:i w:val="0"/>
+                <w:iCs w:val="0"/>
+                <w:color w:val="auto"/>
+                <w:sz w:val="18"/>
+                <w:szCs w:val="18"/>
+              </w:rPr>
+              <w:t>.anio</w:t>
+            </w:r>
+            <w:proofErr w:type="spellEnd"/>
+            <w:r>
+              <w:rPr>
+                <w:rFonts w:ascii="Calibri" w:hAnsi="Calibri"/>
+                <w:i w:val="0"/>
+                <w:iCs w:val="0"/>
+                <w:color w:val="auto"/>
+                <w:sz w:val="18"/>
+                <w:szCs w:val="18"/>
               </w:rPr>
               <w:t>}</w:t>
             </w:r>
@@ -825,7 +889,7 @@
         </w:tc>
         <w:tc>
           <w:tcPr>
-            <w:tcW w:w="2083" w:type="dxa"/>
+            <w:tcW w:w="1825" w:type="dxa"/>
             <w:tcBorders>
               <w:top w:val="single" w:sz="4" w:space="0" w:color="auto"/>
               <w:left w:val="single" w:sz="4" w:space="0" w:color="auto"/>
@@ -840,6 +904,7 @@
               <w:tabs>
                 <w:tab w:val="left" w:pos="7200"/>
               </w:tabs>
+              <w:jc w:val="center"/>
               <w:cnfStyle w:val="000000000000" w:firstRow="0" w:lastRow="0" w:firstColumn="0" w:lastColumn="0" w:oddVBand="0" w:evenVBand="0" w:oddHBand="0" w:evenHBand="0" w:firstRowFirstColumn="0" w:firstRowLastColumn="0" w:lastRowFirstColumn="0" w:lastRowLastColumn="0"/>
               <w:rPr>
                 <w:rFonts w:ascii="Calibri" w:hAnsi="Calibri"/>
@@ -853,40 +918,42 @@
               <w:rPr>
                 <w:rFonts w:ascii="Calibri" w:hAnsi="Calibri"/>
                 <w:color w:val="auto"/>
-                <w:sz w:val="20"/>
-                <w:szCs w:val="20"/>
+                <w:sz w:val="18"/>
+                <w:szCs w:val="18"/>
                 <w:lang w:val="es-BO"/>
               </w:rPr>
               <w:t>{</w:t>
             </w:r>
             <w:proofErr w:type="spellStart"/>
+            <w:proofErr w:type="gramStart"/>
             <w:r>
               <w:rPr>
                 <w:rFonts w:ascii="Calibri" w:hAnsi="Calibri"/>
                 <w:color w:val="auto"/>
-                <w:sz w:val="20"/>
-                <w:szCs w:val="20"/>
-                <w:lang w:val="es-BO"/>
-              </w:rPr>
-              <w:t>d.planilla.</w:t>
-            </w:r>
+                <w:sz w:val="18"/>
+                <w:szCs w:val="18"/>
+                <w:lang w:val="es-BO"/>
+              </w:rPr>
+              <w:t>d.planilla</w:t>
+            </w:r>
+            <w:proofErr w:type="gramEnd"/>
             <w:r>
               <w:rPr>
                 <w:rFonts w:ascii="Calibri" w:hAnsi="Calibri"/>
                 <w:color w:val="auto"/>
-                <w:sz w:val="20"/>
-                <w:szCs w:val="20"/>
-                <w:lang w:val="es-BO"/>
-              </w:rPr>
-              <w:t>total_trabaj</w:t>
+                <w:sz w:val="18"/>
+                <w:szCs w:val="18"/>
+                <w:lang w:val="es-BO"/>
+              </w:rPr>
+              <w:t>.total_trabaj</w:t>
             </w:r>
             <w:proofErr w:type="spellEnd"/>
             <w:r>
               <w:rPr>
                 <w:rFonts w:ascii="Calibri" w:hAnsi="Calibri"/>
                 <w:color w:val="auto"/>
-                <w:sz w:val="20"/>
-                <w:szCs w:val="20"/>
+                <w:sz w:val="18"/>
+                <w:szCs w:val="18"/>
                 <w:lang w:val="es-BO"/>
               </w:rPr>
               <w:t>}</w:t>
@@ -895,7 +962,7 @@
         </w:tc>
         <w:tc>
           <w:tcPr>
-            <w:tcW w:w="2826" w:type="dxa"/>
+            <w:tcW w:w="2808" w:type="dxa"/>
             <w:tcBorders>
               <w:top w:val="single" w:sz="4" w:space="0" w:color="auto"/>
               <w:left w:val="single" w:sz="4" w:space="0" w:color="auto"/>
@@ -910,6 +977,7 @@
               <w:tabs>
                 <w:tab w:val="left" w:pos="7200"/>
               </w:tabs>
+              <w:jc w:val="center"/>
               <w:cnfStyle w:val="000000000000" w:firstRow="0" w:lastRow="0" w:firstColumn="0" w:lastColumn="0" w:oddVBand="0" w:evenVBand="0" w:oddHBand="0" w:evenHBand="0" w:firstRowFirstColumn="0" w:firstRowLastColumn="0" w:lastRowFirstColumn="0" w:lastRowLastColumn="0"/>
               <w:rPr>
                 <w:rFonts w:ascii="Calibri" w:hAnsi="Calibri"/>
@@ -923,40 +991,42 @@
               <w:rPr>
                 <w:rFonts w:ascii="Calibri" w:hAnsi="Calibri"/>
                 <w:color w:val="auto"/>
-                <w:sz w:val="20"/>
-                <w:szCs w:val="20"/>
+                <w:sz w:val="18"/>
+                <w:szCs w:val="18"/>
                 <w:lang w:val="es-BO"/>
               </w:rPr>
               <w:t>{</w:t>
             </w:r>
             <w:proofErr w:type="spellStart"/>
+            <w:proofErr w:type="gramStart"/>
             <w:r>
               <w:rPr>
                 <w:rFonts w:ascii="Calibri" w:hAnsi="Calibri"/>
                 <w:color w:val="auto"/>
-                <w:sz w:val="20"/>
-                <w:szCs w:val="20"/>
-                <w:lang w:val="es-BO"/>
-              </w:rPr>
-              <w:t>d.planilla.</w:t>
-            </w:r>
+                <w:sz w:val="18"/>
+                <w:szCs w:val="18"/>
+                <w:lang w:val="es-BO"/>
+              </w:rPr>
+              <w:t>d.planilla</w:t>
+            </w:r>
+            <w:proofErr w:type="gramEnd"/>
             <w:r>
               <w:rPr>
                 <w:rFonts w:ascii="Calibri" w:hAnsi="Calibri"/>
                 <w:color w:val="auto"/>
-                <w:sz w:val="20"/>
-                <w:szCs w:val="20"/>
-                <w:lang w:val="es-BO"/>
-              </w:rPr>
-              <w:t>total_importe</w:t>
+                <w:sz w:val="18"/>
+                <w:szCs w:val="18"/>
+                <w:lang w:val="es-BO"/>
+              </w:rPr>
+              <w:t>.total_importe</w:t>
             </w:r>
             <w:proofErr w:type="spellEnd"/>
             <w:r>
               <w:rPr>
                 <w:rFonts w:ascii="Calibri" w:hAnsi="Calibri"/>
                 <w:color w:val="auto"/>
-                <w:sz w:val="20"/>
-                <w:szCs w:val="20"/>
+                <w:sz w:val="18"/>
+                <w:szCs w:val="18"/>
                 <w:lang w:val="es-BO"/>
               </w:rPr>
               <w:t>}</w:t>
@@ -965,7 +1035,7 @@
         </w:tc>
         <w:tc>
           <w:tcPr>
-            <w:tcW w:w="1448" w:type="dxa"/>
+            <w:tcW w:w="1420" w:type="dxa"/>
             <w:vMerge/>
             <w:tcBorders>
               <w:left w:val="single" w:sz="4" w:space="0" w:color="auto"/>
@@ -993,7 +1063,7 @@
         </w:tc>
         <w:tc>
           <w:tcPr>
-            <w:tcW w:w="2123" w:type="dxa"/>
+            <w:tcW w:w="2195" w:type="dxa"/>
             <w:tcBorders>
               <w:top w:val="single" w:sz="4" w:space="0" w:color="auto"/>
               <w:left w:val="single" w:sz="4" w:space="0" w:color="auto"/>
@@ -1008,6 +1078,7 @@
               <w:tabs>
                 <w:tab w:val="left" w:pos="7200"/>
               </w:tabs>
+              <w:jc w:val="right"/>
               <w:cnfStyle w:val="000000000000" w:firstRow="0" w:lastRow="0" w:firstColumn="0" w:lastColumn="0" w:oddVBand="0" w:evenVBand="0" w:oddHBand="0" w:evenHBand="0" w:firstRowFirstColumn="0" w:firstRowLastColumn="0" w:lastRowFirstColumn="0" w:lastRowLastColumn="0"/>
               <w:rPr>
                 <w:rFonts w:ascii="Calibri" w:hAnsi="Calibri"/>
@@ -1021,40 +1092,42 @@
               <w:rPr>
                 <w:rFonts w:ascii="Calibri" w:hAnsi="Calibri"/>
                 <w:color w:val="auto"/>
-                <w:sz w:val="20"/>
-                <w:szCs w:val="20"/>
+                <w:sz w:val="18"/>
+                <w:szCs w:val="18"/>
                 <w:lang w:val="es-BO"/>
               </w:rPr>
               <w:t>{</w:t>
             </w:r>
             <w:proofErr w:type="spellStart"/>
+            <w:proofErr w:type="gramStart"/>
             <w:r>
               <w:rPr>
                 <w:rFonts w:ascii="Calibri" w:hAnsi="Calibri"/>
                 <w:color w:val="auto"/>
-                <w:sz w:val="20"/>
-                <w:szCs w:val="20"/>
-                <w:lang w:val="es-BO"/>
-              </w:rPr>
-              <w:t>d.planilla.</w:t>
-            </w:r>
+                <w:sz w:val="18"/>
+                <w:szCs w:val="18"/>
+                <w:lang w:val="es-BO"/>
+              </w:rPr>
+              <w:t>d.planilla</w:t>
+            </w:r>
+            <w:proofErr w:type="gramEnd"/>
             <w:r>
               <w:rPr>
                 <w:rFonts w:ascii="Calibri" w:hAnsi="Calibri"/>
                 <w:color w:val="auto"/>
-                <w:sz w:val="20"/>
-                <w:szCs w:val="20"/>
-                <w:lang w:val="es-BO"/>
-              </w:rPr>
-              <w:t>aporte_porc</w:t>
+                <w:sz w:val="18"/>
+                <w:szCs w:val="18"/>
+                <w:lang w:val="es-BO"/>
+              </w:rPr>
+              <w:t>.aporte_porc</w:t>
             </w:r>
             <w:proofErr w:type="spellEnd"/>
             <w:r>
               <w:rPr>
                 <w:rFonts w:ascii="Calibri" w:hAnsi="Calibri"/>
                 <w:color w:val="auto"/>
-                <w:sz w:val="20"/>
-                <w:szCs w:val="20"/>
+                <w:sz w:val="18"/>
+                <w:szCs w:val="18"/>
                 <w:lang w:val="es-BO"/>
               </w:rPr>
               <w:t>}</w:t>
@@ -1069,7 +1142,7 @@
         <w:tc>
           <w:tcPr>
             <w:cnfStyle w:val="001000000000" w:firstRow="0" w:lastRow="0" w:firstColumn="1" w:lastColumn="0" w:oddVBand="0" w:evenVBand="0" w:oddHBand="0" w:evenHBand="0" w:firstRowFirstColumn="0" w:firstRowLastColumn="0" w:lastRowFirstColumn="0" w:lastRowLastColumn="0"/>
-            <w:tcW w:w="8819" w:type="dxa"/>
+            <w:tcW w:w="8747" w:type="dxa"/>
             <w:gridSpan w:val="4"/>
             <w:tcBorders>
               <w:top w:val="single" w:sz="4" w:space="0" w:color="auto"/>
@@ -1096,6 +1169,7 @@
                 <w:lang w:val="es-BO"/>
               </w:rPr>
             </w:pPr>
+            <w:proofErr w:type="gramStart"/>
             <w:r>
               <w:rPr>
                 <w:rFonts w:ascii="Calibri" w:hAnsi="Calibri"/>
@@ -1108,13 +1182,28 @@
                 <w:szCs w:val="16"/>
                 <w:lang w:val="es-BO"/>
               </w:rPr>
-              <w:t>TOTAL IMPORTE</w:t>
-            </w:r>
-          </w:p>
-        </w:tc>
-        <w:tc>
-          <w:tcPr>
-            <w:tcW w:w="2123" w:type="dxa"/>
+              <w:t>TOTAL</w:t>
+            </w:r>
+            <w:proofErr w:type="gramEnd"/>
+            <w:r>
+              <w:rPr>
+                <w:rFonts w:ascii="Calibri" w:hAnsi="Calibri"/>
+                <w:b/>
+                <w:bCs/>
+                <w:i w:val="0"/>
+                <w:iCs w:val="0"/>
+                <w:color w:val="595959" w:themeColor="text1" w:themeTint="A6"/>
+                <w:sz w:val="16"/>
+                <w:szCs w:val="16"/>
+                <w:lang w:val="es-BO"/>
+              </w:rPr>
+              <w:t xml:space="preserve"> IMPORTE</w:t>
+            </w:r>
+          </w:p>
+        </w:tc>
+        <w:tc>
+          <w:tcPr>
+            <w:tcW w:w="2195" w:type="dxa"/>
             <w:tcBorders>
               <w:top w:val="single" w:sz="4" w:space="0" w:color="auto"/>
               <w:left w:val="single" w:sz="4" w:space="0" w:color="auto"/>
@@ -1129,14 +1218,15 @@
               <w:tabs>
                 <w:tab w:val="left" w:pos="7200"/>
               </w:tabs>
+              <w:jc w:val="right"/>
               <w:cnfStyle w:val="000000100000" w:firstRow="0" w:lastRow="0" w:firstColumn="0" w:lastColumn="0" w:oddVBand="0" w:evenVBand="0" w:oddHBand="1" w:evenHBand="0" w:firstRowFirstColumn="0" w:firstRowLastColumn="0" w:lastRowFirstColumn="0" w:lastRowLastColumn="0"/>
               <w:rPr>
                 <w:rFonts w:ascii="Calibri" w:hAnsi="Calibri"/>
                 <w:b/>
                 <w:bCs/>
                 <w:color w:val="595959" w:themeColor="text1" w:themeTint="A6"/>
-                <w:sz w:val="16"/>
-                <w:szCs w:val="16"/>
+                <w:sz w:val="18"/>
+                <w:szCs w:val="18"/>
                 <w:lang w:val="es-BO"/>
               </w:rPr>
             </w:pPr>
@@ -1146,24 +1236,38 @@
                 <w:b/>
                 <w:bCs/>
                 <w:color w:val="auto"/>
-                <w:sz w:val="20"/>
-                <w:szCs w:val="20"/>
+                <w:sz w:val="18"/>
+                <w:szCs w:val="18"/>
                 <w:lang w:val="es-BO"/>
               </w:rPr>
               <w:t>{</w:t>
             </w:r>
             <w:proofErr w:type="spellStart"/>
+            <w:proofErr w:type="gramStart"/>
             <w:r>
               <w:rPr>
                 <w:rFonts w:ascii="Calibri" w:hAnsi="Calibri"/>
                 <w:b/>
                 <w:bCs/>
                 <w:color w:val="auto"/>
-                <w:sz w:val="20"/>
-                <w:szCs w:val="20"/>
-                <w:lang w:val="es-BO"/>
-              </w:rPr>
-              <w:t>d.planilla.aporte_porc</w:t>
+                <w:sz w:val="18"/>
+                <w:szCs w:val="18"/>
+                <w:lang w:val="es-BO"/>
+              </w:rPr>
+              <w:t>d.planilla</w:t>
+            </w:r>
+            <w:proofErr w:type="gramEnd"/>
+            <w:r>
+              <w:rPr>
+                <w:rFonts w:ascii="Calibri" w:hAnsi="Calibri"/>
+                <w:b/>
+                <w:bCs/>
+                <w:color w:val="auto"/>
+                <w:sz w:val="18"/>
+                <w:szCs w:val="18"/>
+                <w:lang w:val="es-BO"/>
+              </w:rPr>
+              <w:t>.aporte_porc</w:t>
             </w:r>
             <w:proofErr w:type="spellEnd"/>
             <w:r>
@@ -1172,8 +1276,8 @@
                 <w:b/>
                 <w:bCs/>
                 <w:color w:val="auto"/>
-                <w:sz w:val="20"/>
-                <w:szCs w:val="20"/>
+                <w:sz w:val="18"/>
+                <w:szCs w:val="18"/>
                 <w:lang w:val="es-BO"/>
               </w:rPr>
               <w:t>}</w:t>
@@ -1188,7 +1292,7 @@
         <w:tc>
           <w:tcPr>
             <w:cnfStyle w:val="001000000000" w:firstRow="0" w:lastRow="0" w:firstColumn="1" w:lastColumn="0" w:oddVBand="0" w:evenVBand="0" w:oddHBand="0" w:evenHBand="0" w:firstRowFirstColumn="0" w:firstRowLastColumn="0" w:lastRowFirstColumn="0" w:lastRowLastColumn="0"/>
-            <w:tcW w:w="2462" w:type="dxa"/>
+            <w:tcW w:w="2694" w:type="dxa"/>
             <w:tcBorders>
               <w:top w:val="single" w:sz="4" w:space="0" w:color="auto"/>
               <w:left w:val="single" w:sz="4" w:space="0" w:color="auto"/>
@@ -1215,7 +1319,7 @@
         </w:tc>
         <w:tc>
           <w:tcPr>
-            <w:tcW w:w="2083" w:type="dxa"/>
+            <w:tcW w:w="1825" w:type="dxa"/>
             <w:tcBorders>
               <w:top w:val="single" w:sz="4" w:space="0" w:color="auto"/>
               <w:left w:val="single" w:sz="4" w:space="0" w:color="auto"/>
@@ -1243,7 +1347,7 @@
         </w:tc>
         <w:tc>
           <w:tcPr>
-            <w:tcW w:w="2826" w:type="dxa"/>
+            <w:tcW w:w="2808" w:type="dxa"/>
             <w:tcBorders>
               <w:top w:val="single" w:sz="4" w:space="0" w:color="auto"/>
               <w:left w:val="single" w:sz="4" w:space="0" w:color="auto"/>
@@ -1271,7 +1375,7 @@
         </w:tc>
         <w:tc>
           <w:tcPr>
-            <w:tcW w:w="3571" w:type="dxa"/>
+            <w:tcW w:w="3615" w:type="dxa"/>
             <w:gridSpan w:val="2"/>
             <w:tcBorders>
               <w:top w:val="single" w:sz="4" w:space="0" w:color="auto"/>
@@ -1302,18 +1406,20 @@
       <w:tr>
         <w:trPr>
           <w:cnfStyle w:val="000000100000" w:firstRow="0" w:lastRow="0" w:firstColumn="0" w:lastColumn="0" w:oddVBand="0" w:evenVBand="0" w:oddHBand="1" w:evenHBand="0" w:firstRowFirstColumn="0" w:firstRowLastColumn="0" w:lastRowFirstColumn="0" w:lastRowLastColumn="0"/>
-          <w:trHeight w:val="284"/>
+          <w:trHeight w:val="99"/>
         </w:trPr>
         <w:tc>
           <w:tcPr>
             <w:cnfStyle w:val="001000000000" w:firstRow="0" w:lastRow="0" w:firstColumn="1" w:lastColumn="0" w:oddVBand="0" w:evenVBand="0" w:oddHBand="0" w:evenHBand="0" w:firstRowFirstColumn="0" w:firstRowLastColumn="0" w:lastRowFirstColumn="0" w:lastRowLastColumn="0"/>
-            <w:tcW w:w="2462" w:type="dxa"/>
+            <w:tcW w:w="2694" w:type="dxa"/>
             <w:tcBorders>
               <w:top w:val="single" w:sz="4" w:space="0" w:color="auto"/>
               <w:left w:val="single" w:sz="4" w:space="0" w:color="auto"/>
               <w:bottom w:val="single" w:sz="4" w:space="0" w:color="auto"/>
               <w:right w:val="single" w:sz="4" w:space="0" w:color="auto"/>
             </w:tcBorders>
+            <w:shd w:val="clear" w:color="auto" w:fill="D9D9D9" w:themeFill="background1" w:themeFillShade="D9"/>
+            <w:vAlign w:val="center"/>
           </w:tcPr>
           <w:p>
             <w:pPr>
@@ -1339,25 +1445,6 @@
                 <w:rFonts w:ascii="Calibri" w:hAnsi="Calibri"/>
                 <w:b/>
                 <w:bCs/>
-                <w:color w:val="595959" w:themeColor="text1" w:themeTint="A6"/>
-                <w:sz w:val="16"/>
-                <w:szCs w:val="16"/>
-                <w:lang w:val="es-BO"/>
-              </w:rPr>
-              <w:t>NOMBRE DEL REP LEGAL</w:t>
-            </w:r>
-          </w:p>
-          <w:p>
-            <w:pPr>
-              <w:pStyle w:val="Standard"/>
-              <w:tabs>
-                <w:tab w:val="left" w:pos="7200"/>
-              </w:tabs>
-              <w:jc w:val="center"/>
-              <w:rPr>
-                <w:rFonts w:ascii="Calibri" w:hAnsi="Calibri"/>
-                <w:b/>
-                <w:bCs/>
                 <w:i w:val="0"/>
                 <w:iCs w:val="0"/>
                 <w:color w:val="595959" w:themeColor="text1" w:themeTint="A6"/>
@@ -1365,15 +1452,38 @@
                 <w:szCs w:val="16"/>
                 <w:lang w:val="es-BO"/>
               </w:rPr>
-            </w:pPr>
-            <w:r>
-              <w:rPr>
-                <w:rFonts w:ascii="Calibri" w:hAnsi="Calibri"/>
+              <w:t>NOMBRE DEL REP LEGAL</w:t>
+            </w:r>
+          </w:p>
+          <w:p>
+            <w:pPr>
+              <w:pStyle w:val="Standard"/>
+              <w:tabs>
+                <w:tab w:val="left" w:pos="7200"/>
+              </w:tabs>
+              <w:jc w:val="center"/>
+              <w:rPr>
+                <w:rFonts w:ascii="Calibri" w:hAnsi="Calibri"/>
+                <w:b/>
+                <w:bCs/>
+                <w:i w:val="0"/>
+                <w:iCs w:val="0"/>
+                <w:color w:val="595959" w:themeColor="text1" w:themeTint="A6"/>
+                <w:sz w:val="16"/>
+                <w:szCs w:val="16"/>
+                <w:lang w:val="es-BO"/>
+              </w:rPr>
+            </w:pPr>
+            <w:r>
+              <w:rPr>
+                <w:rFonts w:ascii="Calibri" w:hAnsi="Calibri"/>
+                <w:b/>
+                <w:bCs/>
                 <w:i w:val="0"/>
                 <w:iCs w:val="0"/>
                 <w:color w:val="auto"/>
-                <w:sz w:val="20"/>
-                <w:szCs w:val="20"/>
+                <w:sz w:val="16"/>
+                <w:szCs w:val="16"/>
                 <w:lang w:val="es-BO"/>
               </w:rPr>
               <w:t>{</w:t>
@@ -1382,11 +1492,13 @@
             <w:r>
               <w:rPr>
                 <w:rFonts w:ascii="Calibri" w:hAnsi="Calibri"/>
+                <w:b/>
+                <w:bCs/>
                 <w:i w:val="0"/>
                 <w:iCs w:val="0"/>
                 <w:color w:val="auto"/>
-                <w:sz w:val="20"/>
-                <w:szCs w:val="20"/>
+                <w:sz w:val="16"/>
+                <w:szCs w:val="16"/>
                 <w:lang w:val="es-BO"/>
               </w:rPr>
               <w:t>d.planilla.emp_legal</w:t>
@@ -1395,44 +1507,30 @@
             <w:r>
               <w:rPr>
                 <w:rFonts w:ascii="Calibri" w:hAnsi="Calibri"/>
+                <w:b/>
+                <w:bCs/>
                 <w:i w:val="0"/>
                 <w:iCs w:val="0"/>
                 <w:color w:val="auto"/>
-                <w:sz w:val="20"/>
-                <w:szCs w:val="20"/>
+                <w:sz w:val="16"/>
+                <w:szCs w:val="16"/>
                 <w:lang w:val="es-BO"/>
               </w:rPr>
               <w:t>}</w:t>
             </w:r>
           </w:p>
-          <w:p>
-            <w:pPr>
-              <w:pStyle w:val="Standard"/>
-              <w:tabs>
-                <w:tab w:val="left" w:pos="7200"/>
-              </w:tabs>
-              <w:jc w:val="center"/>
-              <w:rPr>
-                <w:rFonts w:ascii="Calibri" w:hAnsi="Calibri"/>
-                <w:b/>
-                <w:bCs/>
-                <w:color w:val="595959" w:themeColor="text1" w:themeTint="A6"/>
-                <w:sz w:val="16"/>
-                <w:szCs w:val="16"/>
-                <w:lang w:val="es-BO"/>
-              </w:rPr>
-            </w:pPr>
-          </w:p>
-        </w:tc>
-        <w:tc>
-          <w:tcPr>
-            <w:tcW w:w="2083" w:type="dxa"/>
+        </w:tc>
+        <w:tc>
+          <w:tcPr>
+            <w:tcW w:w="1825" w:type="dxa"/>
             <w:tcBorders>
               <w:top w:val="single" w:sz="4" w:space="0" w:color="auto"/>
               <w:left w:val="single" w:sz="4" w:space="0" w:color="auto"/>
               <w:bottom w:val="single" w:sz="4" w:space="0" w:color="auto"/>
               <w:right w:val="single" w:sz="4" w:space="0" w:color="auto"/>
             </w:tcBorders>
+            <w:shd w:val="clear" w:color="auto" w:fill="D9D9D9" w:themeFill="background1" w:themeFillShade="D9"/>
+            <w:vAlign w:val="center"/>
           </w:tcPr>
           <w:p>
             <w:pPr>
@@ -1476,19 +1574,40 @@
                 <w:szCs w:val="16"/>
                 <w:lang w:val="es-BO"/>
               </w:rPr>
-              <w:t xml:space="preserve"> CARNET </w:t>
-            </w:r>
-          </w:p>
-        </w:tc>
-        <w:tc>
-          <w:tcPr>
-            <w:tcW w:w="2826" w:type="dxa"/>
+              <w:t xml:space="preserve"> CARNET</w:t>
+            </w:r>
+          </w:p>
+          <w:p>
+            <w:pPr>
+              <w:pStyle w:val="Standard"/>
+              <w:tabs>
+                <w:tab w:val="left" w:pos="7200"/>
+              </w:tabs>
+              <w:jc w:val="center"/>
+              <w:cnfStyle w:val="000000100000" w:firstRow="0" w:lastRow="0" w:firstColumn="0" w:lastColumn="0" w:oddVBand="0" w:evenVBand="0" w:oddHBand="1" w:evenHBand="0" w:firstRowFirstColumn="0" w:firstRowLastColumn="0" w:lastRowFirstColumn="0" w:lastRowLastColumn="0"/>
+              <w:rPr>
+                <w:rFonts w:ascii="Calibri" w:hAnsi="Calibri"/>
+                <w:b/>
+                <w:bCs/>
+                <w:color w:val="595959" w:themeColor="text1" w:themeTint="A6"/>
+                <w:sz w:val="16"/>
+                <w:szCs w:val="16"/>
+                <w:lang w:val="es-BO"/>
+              </w:rPr>
+            </w:pPr>
+          </w:p>
+        </w:tc>
+        <w:tc>
+          <w:tcPr>
+            <w:tcW w:w="2808" w:type="dxa"/>
             <w:tcBorders>
               <w:top w:val="single" w:sz="4" w:space="0" w:color="auto"/>
               <w:left w:val="single" w:sz="4" w:space="0" w:color="auto"/>
               <w:bottom w:val="single" w:sz="4" w:space="0" w:color="auto"/>
               <w:right w:val="single" w:sz="4" w:space="0" w:color="auto"/>
             </w:tcBorders>
+            <w:shd w:val="clear" w:color="auto" w:fill="D9D9D9" w:themeFill="background1" w:themeFillShade="D9"/>
+            <w:vAlign w:val="center"/>
           </w:tcPr>
           <w:p>
             <w:pPr>
@@ -1524,7 +1643,7 @@
         </w:tc>
         <w:tc>
           <w:tcPr>
-            <w:tcW w:w="3571" w:type="dxa"/>
+            <w:tcW w:w="3615" w:type="dxa"/>
             <w:gridSpan w:val="2"/>
             <w:tcBorders>
               <w:top w:val="single" w:sz="4" w:space="0" w:color="auto"/>
@@ -1532,6 +1651,8 @@
               <w:bottom w:val="single" w:sz="4" w:space="0" w:color="auto"/>
               <w:right w:val="single" w:sz="4" w:space="0" w:color="auto"/>
             </w:tcBorders>
+            <w:shd w:val="clear" w:color="auto" w:fill="D9D9D9" w:themeFill="background1" w:themeFillShade="D9"/>
+            <w:vAlign w:val="center"/>
           </w:tcPr>
           <w:p>
             <w:pPr>
@@ -1571,22 +1692,26 @@
       <w:tblPr>
         <w:tblStyle w:val="Tablaconcuadrcula"/>
         <w:tblW w:w="0" w:type="auto"/>
+        <w:tblLayout w:type="fixed"/>
         <w:tblLook w:val="04A0" w:firstRow="1" w:lastRow="0" w:firstColumn="1" w:lastColumn="0" w:noHBand="0" w:noVBand="1"/>
       </w:tblPr>
       <w:tblGrid>
-        <w:gridCol w:w="1588"/>
-        <w:gridCol w:w="1145"/>
-        <w:gridCol w:w="938"/>
+        <w:gridCol w:w="2098"/>
+        <w:gridCol w:w="879"/>
+        <w:gridCol w:w="1386"/>
         <w:gridCol w:w="1795"/>
-        <w:gridCol w:w="461"/>
-        <w:gridCol w:w="1839"/>
-        <w:gridCol w:w="433"/>
-        <w:gridCol w:w="2738"/>
+        <w:gridCol w:w="367"/>
+        <w:gridCol w:w="1379"/>
+        <w:gridCol w:w="413"/>
+        <w:gridCol w:w="2620"/>
       </w:tblGrid>
       <w:tr>
-        <w:tc>
-          <w:tcPr>
-            <w:tcW w:w="7766" w:type="dxa"/>
+        <w:trPr>
+          <w:trHeight w:val="388"/>
+        </w:trPr>
+        <w:tc>
+          <w:tcPr>
+            <w:tcW w:w="7904" w:type="dxa"/>
             <w:gridSpan w:val="6"/>
             <w:tcBorders>
               <w:top w:val="nil"/>
@@ -1607,6 +1732,23 @@
                 <w:bCs/>
                 <w:i/>
                 <w:iCs/>
+                <w:color w:val="3C765C"/>
+                <w:lang w:val="es-BO"/>
+              </w:rPr>
+            </w:pPr>
+          </w:p>
+          <w:p>
+            <w:pPr>
+              <w:pStyle w:val="Standard"/>
+              <w:tabs>
+                <w:tab w:val="left" w:pos="7200"/>
+              </w:tabs>
+              <w:rPr>
+                <w:rFonts w:ascii="Calibri" w:hAnsi="Calibri"/>
+                <w:b/>
+                <w:bCs/>
+                <w:i/>
+                <w:iCs/>
                 <w:sz w:val="20"/>
                 <w:szCs w:val="20"/>
                 <w:lang w:val="es-BO"/>
@@ -1628,11 +1770,12 @@
         </w:tc>
         <w:tc>
           <w:tcPr>
-            <w:tcW w:w="3171" w:type="dxa"/>
+            <w:tcW w:w="3033" w:type="dxa"/>
             <w:gridSpan w:val="2"/>
             <w:tcBorders>
               <w:left w:val="single" w:sz="4" w:space="0" w:color="auto"/>
             </w:tcBorders>
+            <w:vAlign w:val="center"/>
           </w:tcPr>
           <w:p>
             <w:pPr>
@@ -1660,8 +1803,9 @@
                 <w:bCs/>
                 <w:i/>
                 <w:iCs/>
-                <w:sz w:val="20"/>
-                <w:szCs w:val="20"/>
+                <w:color w:val="404040" w:themeColor="text1" w:themeTint="BF"/>
+                <w:sz w:val="16"/>
+                <w:szCs w:val="16"/>
                 <w:lang w:val="es-BO"/>
               </w:rPr>
               <w:t>N°</w:t>
@@ -1674,8 +1818,23 @@
                 <w:bCs/>
                 <w:i/>
                 <w:iCs/>
-                <w:sz w:val="20"/>
-                <w:szCs w:val="20"/>
+                <w:color w:val="404040" w:themeColor="text1" w:themeTint="BF"/>
+                <w:sz w:val="16"/>
+                <w:szCs w:val="16"/>
+                <w:lang w:val="es-BO"/>
+              </w:rPr>
+              <w:t xml:space="preserve"> COMPROBANTE -</w:t>
+            </w:r>
+            <w:r>
+              <w:rPr>
+                <w:rFonts w:ascii="Calibri" w:hAnsi="Calibri"/>
+                <w:b/>
+                <w:bCs/>
+                <w:i/>
+                <w:iCs/>
+                <w:color w:val="404040" w:themeColor="text1" w:themeTint="BF"/>
+                <w:sz w:val="16"/>
+                <w:szCs w:val="16"/>
                 <w:lang w:val="es-BO"/>
               </w:rPr>
               <w:t xml:space="preserve"> </w:t>
@@ -1683,8 +1842,9 @@
             <w:r>
               <w:rPr>
                 <w:rFonts w:ascii="Calibri" w:hAnsi="Calibri"/>
-                <w:sz w:val="20"/>
-                <w:szCs w:val="20"/>
+                <w:color w:val="404040" w:themeColor="text1" w:themeTint="BF"/>
+                <w:sz w:val="16"/>
+                <w:szCs w:val="16"/>
                 <w:lang w:val="es-BO"/>
               </w:rPr>
               <w:t>{</w:t>
@@ -1693,27 +1853,20 @@
             <w:r>
               <w:rPr>
                 <w:rFonts w:ascii="Calibri" w:hAnsi="Calibri"/>
-                <w:sz w:val="20"/>
-                <w:szCs w:val="20"/>
-                <w:lang w:val="es-BO"/>
-              </w:rPr>
-              <w:t>d.planilla.</w:t>
-            </w:r>
-            <w:r>
-              <w:rPr>
-                <w:rFonts w:ascii="Calibri" w:hAnsi="Calibri"/>
-                <w:sz w:val="20"/>
-                <w:szCs w:val="20"/>
-                <w:lang w:val="es-BO"/>
-              </w:rPr>
-              <w:t>com_nro</w:t>
+                <w:color w:val="404040" w:themeColor="text1" w:themeTint="BF"/>
+                <w:sz w:val="16"/>
+                <w:szCs w:val="16"/>
+                <w:lang w:val="es-BO"/>
+              </w:rPr>
+              <w:t>d.planilla.com_nro</w:t>
             </w:r>
             <w:proofErr w:type="spellEnd"/>
             <w:r>
               <w:rPr>
                 <w:rFonts w:ascii="Calibri" w:hAnsi="Calibri"/>
-                <w:sz w:val="20"/>
-                <w:szCs w:val="20"/>
+                <w:color w:val="404040" w:themeColor="text1" w:themeTint="BF"/>
+                <w:sz w:val="16"/>
+                <w:szCs w:val="16"/>
                 <w:lang w:val="es-BO"/>
               </w:rPr>
               <w:t>}</w:t>
@@ -1724,46 +1877,12 @@
       <w:tr>
         <w:tc>
           <w:tcPr>
-            <w:tcW w:w="1588" w:type="dxa"/>
-            <w:tcBorders>
-              <w:top w:val="single" w:sz="4" w:space="0" w:color="auto"/>
-            </w:tcBorders>
-          </w:tcPr>
-          <w:p>
-            <w:pPr>
-              <w:pStyle w:val="Standard"/>
-              <w:tabs>
-                <w:tab w:val="left" w:pos="7200"/>
-              </w:tabs>
-              <w:jc w:val="center"/>
-              <w:rPr>
-                <w:rFonts w:ascii="Calibri" w:hAnsi="Calibri"/>
-                <w:sz w:val="20"/>
-                <w:szCs w:val="20"/>
-                <w:lang w:val="es-BO"/>
-              </w:rPr>
-            </w:pPr>
-            <w:r>
-              <w:rPr>
-                <w:rFonts w:ascii="Calibri" w:hAnsi="Calibri"/>
-                <w:b/>
-                <w:bCs/>
-                <w:color w:val="595959" w:themeColor="text1" w:themeTint="A6"/>
-                <w:sz w:val="16"/>
-                <w:szCs w:val="16"/>
-                <w:lang w:val="es-BO"/>
-              </w:rPr>
-              <w:t>MES Y AÑO DE LA PLANILLA</w:t>
-            </w:r>
-          </w:p>
-        </w:tc>
-        <w:tc>
-          <w:tcPr>
-            <w:tcW w:w="2083" w:type="dxa"/>
+            <w:tcW w:w="2977" w:type="dxa"/>
             <w:gridSpan w:val="2"/>
             <w:tcBorders>
               <w:top w:val="single" w:sz="4" w:space="0" w:color="auto"/>
             </w:tcBorders>
+            <w:vAlign w:val="center"/>
           </w:tcPr>
           <w:p>
             <w:pPr>
@@ -1779,6 +1898,42 @@
                 <w:lang w:val="es-BO"/>
               </w:rPr>
             </w:pPr>
+            <w:r>
+              <w:rPr>
+                <w:rFonts w:ascii="Calibri" w:hAnsi="Calibri"/>
+                <w:b/>
+                <w:bCs/>
+                <w:color w:val="595959" w:themeColor="text1" w:themeTint="A6"/>
+                <w:sz w:val="16"/>
+                <w:szCs w:val="16"/>
+                <w:lang w:val="es-BO"/>
+              </w:rPr>
+              <w:t>MES Y AÑO DE LA PLANILLA</w:t>
+            </w:r>
+          </w:p>
+        </w:tc>
+        <w:tc>
+          <w:tcPr>
+            <w:tcW w:w="1386" w:type="dxa"/>
+            <w:tcBorders>
+              <w:top w:val="single" w:sz="4" w:space="0" w:color="auto"/>
+            </w:tcBorders>
+            <w:vAlign w:val="center"/>
+          </w:tcPr>
+          <w:p>
+            <w:pPr>
+              <w:pStyle w:val="Standard"/>
+              <w:tabs>
+                <w:tab w:val="left" w:pos="7200"/>
+              </w:tabs>
+              <w:jc w:val="center"/>
+              <w:rPr>
+                <w:rFonts w:ascii="Calibri" w:hAnsi="Calibri"/>
+                <w:sz w:val="20"/>
+                <w:szCs w:val="20"/>
+                <w:lang w:val="es-BO"/>
+              </w:rPr>
+            </w:pPr>
             <w:proofErr w:type="spellStart"/>
             <w:r>
               <w:rPr>
@@ -1809,11 +1964,12 @@
         </w:tc>
         <w:tc>
           <w:tcPr>
-            <w:tcW w:w="2256" w:type="dxa"/>
+            <w:tcW w:w="2162" w:type="dxa"/>
             <w:gridSpan w:val="2"/>
             <w:tcBorders>
               <w:top w:val="single" w:sz="4" w:space="0" w:color="auto"/>
             </w:tcBorders>
+            <w:vAlign w:val="center"/>
           </w:tcPr>
           <w:p>
             <w:pPr>
@@ -1829,27 +1985,42 @@
                 <w:lang w:val="es-BO"/>
               </w:rPr>
             </w:pPr>
-            <w:r>
-              <w:rPr>
-                <w:rFonts w:ascii="Calibri" w:hAnsi="Calibri"/>
-                <w:b/>
-                <w:bCs/>
-                <w:color w:val="595959" w:themeColor="text1" w:themeTint="A6"/>
-                <w:sz w:val="16"/>
-                <w:szCs w:val="16"/>
-                <w:lang w:val="es-BO"/>
-              </w:rPr>
-              <w:t>TOTAL SALARIOS</w:t>
-            </w:r>
-          </w:p>
-        </w:tc>
-        <w:tc>
-          <w:tcPr>
-            <w:tcW w:w="1839" w:type="dxa"/>
+            <w:proofErr w:type="gramStart"/>
+            <w:r>
+              <w:rPr>
+                <w:rFonts w:ascii="Calibri" w:hAnsi="Calibri"/>
+                <w:b/>
+                <w:bCs/>
+                <w:color w:val="595959" w:themeColor="text1" w:themeTint="A6"/>
+                <w:sz w:val="16"/>
+                <w:szCs w:val="16"/>
+                <w:lang w:val="es-BO"/>
+              </w:rPr>
+              <w:t>TOTAL</w:t>
+            </w:r>
+            <w:proofErr w:type="gramEnd"/>
+            <w:r>
+              <w:rPr>
+                <w:rFonts w:ascii="Calibri" w:hAnsi="Calibri"/>
+                <w:b/>
+                <w:bCs/>
+                <w:color w:val="595959" w:themeColor="text1" w:themeTint="A6"/>
+                <w:sz w:val="16"/>
+                <w:szCs w:val="16"/>
+                <w:lang w:val="es-BO"/>
+              </w:rPr>
+              <w:t xml:space="preserve"> SALARIOS</w:t>
+            </w:r>
+          </w:p>
+        </w:tc>
+        <w:tc>
+          <w:tcPr>
+            <w:tcW w:w="1379" w:type="dxa"/>
             <w:vMerge w:val="restart"/>
             <w:tcBorders>
               <w:top w:val="single" w:sz="4" w:space="0" w:color="auto"/>
             </w:tcBorders>
+            <w:vAlign w:val="center"/>
           </w:tcPr>
           <w:p>
             <w:pPr>
@@ -1878,7 +2049,7 @@
                 <w:szCs w:val="16"/>
                 <w:lang w:val="es-BO"/>
               </w:rPr>
-              <w:t xml:space="preserve">TASA </w:t>
+              <w:t>TASA</w:t>
             </w:r>
           </w:p>
           <w:p>
@@ -1941,8 +2112,9 @@
         </w:tc>
         <w:tc>
           <w:tcPr>
-            <w:tcW w:w="3171" w:type="dxa"/>
+            <w:tcW w:w="3033" w:type="dxa"/>
             <w:gridSpan w:val="2"/>
+            <w:vAlign w:val="center"/>
           </w:tcPr>
           <w:p>
             <w:pPr>
@@ -1976,8 +2148,10 @@
       <w:tr>
         <w:tc>
           <w:tcPr>
-            <w:tcW w:w="1588" w:type="dxa"/>
+            <w:tcW w:w="2977" w:type="dxa"/>
+            <w:gridSpan w:val="2"/>
             <w:shd w:val="clear" w:color="auto" w:fill="E7E6E6" w:themeFill="background2"/>
+            <w:vAlign w:val="center"/>
           </w:tcPr>
           <w:p>
             <w:pPr>
@@ -1988,11 +2162,9 @@
               <w:jc w:val="center"/>
               <w:rPr>
                 <w:rFonts w:ascii="Calibri" w:hAnsi="Calibri"/>
-                <w:b/>
-                <w:bCs/>
-                <w:color w:val="595959" w:themeColor="text1" w:themeTint="A6"/>
-                <w:sz w:val="16"/>
-                <w:szCs w:val="16"/>
+                <w:color w:val="595959" w:themeColor="text1" w:themeTint="A6"/>
+                <w:sz w:val="18"/>
+                <w:szCs w:val="18"/>
               </w:rPr>
             </w:pPr>
             <w:r>
@@ -2000,19 +2172,20 @@
                 <w:rFonts w:ascii="Calibri" w:hAnsi="Calibri"/>
                 <w:i/>
                 <w:iCs/>
-                <w:sz w:val="20"/>
-                <w:szCs w:val="20"/>
+                <w:sz w:val="18"/>
+                <w:szCs w:val="18"/>
               </w:rPr>
               <w:t>{</w:t>
             </w:r>
             <w:proofErr w:type="spellStart"/>
+            <w:proofErr w:type="gramStart"/>
             <w:r>
               <w:rPr>
                 <w:rFonts w:ascii="Calibri" w:hAnsi="Calibri"/>
                 <w:i/>
                 <w:iCs/>
-                <w:sz w:val="20"/>
-                <w:szCs w:val="20"/>
+                <w:sz w:val="18"/>
+                <w:szCs w:val="18"/>
               </w:rPr>
               <w:t>d.planilla.mes</w:t>
             </w:r>
@@ -2022,30 +2195,61 @@
                 <w:rFonts w:ascii="Calibri" w:hAnsi="Calibri"/>
                 <w:i/>
                 <w:iCs/>
-                <w:sz w:val="20"/>
-                <w:szCs w:val="20"/>
-              </w:rPr>
-              <w:t>} {</w:t>
-            </w:r>
-            <w:proofErr w:type="spellStart"/>
+                <w:sz w:val="18"/>
+                <w:szCs w:val="18"/>
+              </w:rPr>
+              <w:t>}</w:t>
+            </w:r>
             <w:r>
               <w:rPr>
                 <w:rFonts w:ascii="Calibri" w:hAnsi="Calibri"/>
                 <w:i/>
                 <w:iCs/>
-                <w:sz w:val="20"/>
-                <w:szCs w:val="20"/>
-              </w:rPr>
-              <w:t>d.planilla.anio</w:t>
-            </w:r>
-            <w:proofErr w:type="spellEnd"/>
+                <w:sz w:val="18"/>
+                <w:szCs w:val="18"/>
+              </w:rPr>
+              <w:t xml:space="preserve"> </w:t>
+            </w:r>
             <w:r>
               <w:rPr>
                 <w:rFonts w:ascii="Calibri" w:hAnsi="Calibri"/>
                 <w:i/>
                 <w:iCs/>
-                <w:sz w:val="20"/>
-                <w:szCs w:val="20"/>
+                <w:sz w:val="18"/>
+                <w:szCs w:val="18"/>
+              </w:rPr>
+              <w:t xml:space="preserve"> {</w:t>
+            </w:r>
+            <w:proofErr w:type="spellStart"/>
+            <w:r>
+              <w:rPr>
+                <w:rFonts w:ascii="Calibri" w:hAnsi="Calibri"/>
+                <w:i/>
+                <w:iCs/>
+                <w:sz w:val="18"/>
+                <w:szCs w:val="18"/>
+              </w:rPr>
+              <w:t>d.planilla</w:t>
+            </w:r>
+            <w:proofErr w:type="gramEnd"/>
+            <w:r>
+              <w:rPr>
+                <w:rFonts w:ascii="Calibri" w:hAnsi="Calibri"/>
+                <w:i/>
+                <w:iCs/>
+                <w:sz w:val="18"/>
+                <w:szCs w:val="18"/>
+              </w:rPr>
+              <w:t>.anio</w:t>
+            </w:r>
+            <w:proofErr w:type="spellEnd"/>
+            <w:r>
+              <w:rPr>
+                <w:rFonts w:ascii="Calibri" w:hAnsi="Calibri"/>
+                <w:i/>
+                <w:iCs/>
+                <w:sz w:val="18"/>
+                <w:szCs w:val="18"/>
               </w:rPr>
               <w:t>}</w:t>
             </w:r>
@@ -2053,9 +2257,140 @@
         </w:tc>
         <w:tc>
           <w:tcPr>
-            <w:tcW w:w="2083" w:type="dxa"/>
+            <w:tcW w:w="1386" w:type="dxa"/>
+            <w:shd w:val="clear" w:color="auto" w:fill="E7E6E6" w:themeFill="background2"/>
+            <w:vAlign w:val="center"/>
+          </w:tcPr>
+          <w:p>
+            <w:pPr>
+              <w:pStyle w:val="Standard"/>
+              <w:tabs>
+                <w:tab w:val="left" w:pos="7200"/>
+              </w:tabs>
+              <w:jc w:val="center"/>
+              <w:rPr>
+                <w:rFonts w:ascii="Calibri" w:hAnsi="Calibri"/>
+                <w:b/>
+                <w:bCs/>
+                <w:color w:val="595959" w:themeColor="text1" w:themeTint="A6"/>
+                <w:sz w:val="18"/>
+                <w:szCs w:val="18"/>
+                <w:lang w:val="es-BO"/>
+              </w:rPr>
+            </w:pPr>
+            <w:r>
+              <w:rPr>
+                <w:rFonts w:ascii="Calibri" w:hAnsi="Calibri"/>
+                <w:sz w:val="18"/>
+                <w:szCs w:val="18"/>
+                <w:lang w:val="es-BO"/>
+              </w:rPr>
+              <w:t>{</w:t>
+            </w:r>
+            <w:proofErr w:type="spellStart"/>
+            <w:proofErr w:type="gramStart"/>
+            <w:r>
+              <w:rPr>
+                <w:rFonts w:ascii="Calibri" w:hAnsi="Calibri"/>
+                <w:sz w:val="18"/>
+                <w:szCs w:val="18"/>
+                <w:lang w:val="es-BO"/>
+              </w:rPr>
+              <w:t>d.planilla</w:t>
+            </w:r>
+            <w:proofErr w:type="gramEnd"/>
+            <w:r>
+              <w:rPr>
+                <w:rFonts w:ascii="Calibri" w:hAnsi="Calibri"/>
+                <w:sz w:val="18"/>
+                <w:szCs w:val="18"/>
+                <w:lang w:val="es-BO"/>
+              </w:rPr>
+              <w:t>.total_trabaj</w:t>
+            </w:r>
+            <w:proofErr w:type="spellEnd"/>
+            <w:r>
+              <w:rPr>
+                <w:rFonts w:ascii="Calibri" w:hAnsi="Calibri"/>
+                <w:sz w:val="18"/>
+                <w:szCs w:val="18"/>
+                <w:lang w:val="es-BO"/>
+              </w:rPr>
+              <w:t>}</w:t>
+            </w:r>
+          </w:p>
+        </w:tc>
+        <w:tc>
+          <w:tcPr>
+            <w:tcW w:w="2162" w:type="dxa"/>
             <w:gridSpan w:val="2"/>
             <w:shd w:val="clear" w:color="auto" w:fill="E7E6E6" w:themeFill="background2"/>
+            <w:vAlign w:val="center"/>
+          </w:tcPr>
+          <w:p>
+            <w:pPr>
+              <w:pStyle w:val="Standard"/>
+              <w:tabs>
+                <w:tab w:val="left" w:pos="7200"/>
+              </w:tabs>
+              <w:jc w:val="right"/>
+              <w:rPr>
+                <w:rFonts w:ascii="Calibri" w:hAnsi="Calibri"/>
+                <w:b/>
+                <w:bCs/>
+                <w:color w:val="595959" w:themeColor="text1" w:themeTint="A6"/>
+                <w:sz w:val="18"/>
+                <w:szCs w:val="18"/>
+                <w:lang w:val="es-BO"/>
+              </w:rPr>
+            </w:pPr>
+            <w:r>
+              <w:rPr>
+                <w:rFonts w:ascii="Calibri" w:hAnsi="Calibri"/>
+                <w:sz w:val="18"/>
+                <w:szCs w:val="18"/>
+                <w:lang w:val="es-BO"/>
+              </w:rPr>
+              <w:t>{</w:t>
+            </w:r>
+            <w:proofErr w:type="spellStart"/>
+            <w:proofErr w:type="gramStart"/>
+            <w:r>
+              <w:rPr>
+                <w:rFonts w:ascii="Calibri" w:hAnsi="Calibri"/>
+                <w:sz w:val="18"/>
+                <w:szCs w:val="18"/>
+                <w:lang w:val="es-BO"/>
+              </w:rPr>
+              <w:t>d.planilla</w:t>
+            </w:r>
+            <w:proofErr w:type="gramEnd"/>
+            <w:r>
+              <w:rPr>
+                <w:rFonts w:ascii="Calibri" w:hAnsi="Calibri"/>
+                <w:sz w:val="18"/>
+                <w:szCs w:val="18"/>
+                <w:lang w:val="es-BO"/>
+              </w:rPr>
+              <w:t>.total_importe</w:t>
+            </w:r>
+            <w:proofErr w:type="spellEnd"/>
+            <w:r>
+              <w:rPr>
+                <w:rFonts w:ascii="Calibri" w:hAnsi="Calibri"/>
+                <w:sz w:val="18"/>
+                <w:szCs w:val="18"/>
+                <w:lang w:val="es-BO"/>
+              </w:rPr>
+              <w:t>}</w:t>
+            </w:r>
+          </w:p>
+        </w:tc>
+        <w:tc>
+          <w:tcPr>
+            <w:tcW w:w="1379" w:type="dxa"/>
+            <w:vMerge/>
+            <w:shd w:val="clear" w:color="auto" w:fill="E7E6E6" w:themeFill="background2"/>
           </w:tcPr>
           <w:p>
             <w:pPr>
@@ -2074,51 +2409,80 @@
                 <w:lang w:val="es-BO"/>
               </w:rPr>
             </w:pPr>
-            <w:r>
-              <w:rPr>
-                <w:rFonts w:ascii="Calibri" w:hAnsi="Calibri"/>
-                <w:sz w:val="20"/>
-                <w:szCs w:val="20"/>
-                <w:lang w:val="es-BO"/>
-              </w:rPr>
-              <w:t>{</w:t>
-            </w:r>
-            <w:proofErr w:type="spellStart"/>
-            <w:r>
-              <w:rPr>
-                <w:rFonts w:ascii="Calibri" w:hAnsi="Calibri"/>
-                <w:sz w:val="20"/>
-                <w:szCs w:val="20"/>
-                <w:lang w:val="es-BO"/>
-              </w:rPr>
-              <w:t>d.planilla.</w:t>
-            </w:r>
-            <w:r>
-              <w:rPr>
-                <w:rFonts w:ascii="Calibri" w:hAnsi="Calibri"/>
-                <w:sz w:val="20"/>
-                <w:szCs w:val="20"/>
-                <w:lang w:val="es-BO"/>
-              </w:rPr>
-              <w:t>total_trabaj</w:t>
-            </w:r>
-            <w:proofErr w:type="spellEnd"/>
-            <w:r>
-              <w:rPr>
-                <w:rFonts w:ascii="Calibri" w:hAnsi="Calibri"/>
-                <w:sz w:val="20"/>
-                <w:szCs w:val="20"/>
-                <w:lang w:val="es-BO"/>
-              </w:rPr>
-              <w:t>}</w:t>
-            </w:r>
-          </w:p>
-        </w:tc>
-        <w:tc>
-          <w:tcPr>
-            <w:tcW w:w="2256" w:type="dxa"/>
+          </w:p>
+        </w:tc>
+        <w:tc>
+          <w:tcPr>
+            <w:tcW w:w="3033" w:type="dxa"/>
             <w:gridSpan w:val="2"/>
             <w:shd w:val="clear" w:color="auto" w:fill="E7E6E6" w:themeFill="background2"/>
+            <w:vAlign w:val="center"/>
+          </w:tcPr>
+          <w:p>
+            <w:pPr>
+              <w:pStyle w:val="Standard"/>
+              <w:tabs>
+                <w:tab w:val="left" w:pos="7200"/>
+              </w:tabs>
+              <w:jc w:val="right"/>
+              <w:rPr>
+                <w:rFonts w:ascii="Calibri" w:hAnsi="Calibri"/>
+                <w:b/>
+                <w:bCs/>
+                <w:color w:val="595959" w:themeColor="text1" w:themeTint="A6"/>
+                <w:sz w:val="18"/>
+                <w:szCs w:val="18"/>
+                <w:lang w:val="es-BO"/>
+              </w:rPr>
+            </w:pPr>
+            <w:r>
+              <w:rPr>
+                <w:rFonts w:ascii="Calibri" w:hAnsi="Calibri"/>
+                <w:sz w:val="18"/>
+                <w:szCs w:val="18"/>
+                <w:lang w:val="es-BO"/>
+              </w:rPr>
+              <w:t>{</w:t>
+            </w:r>
+            <w:proofErr w:type="spellStart"/>
+            <w:proofErr w:type="gramStart"/>
+            <w:r>
+              <w:rPr>
+                <w:rFonts w:ascii="Calibri" w:hAnsi="Calibri"/>
+                <w:sz w:val="18"/>
+                <w:szCs w:val="18"/>
+                <w:lang w:val="es-BO"/>
+              </w:rPr>
+              <w:t>d.planilla</w:t>
+            </w:r>
+            <w:proofErr w:type="gramEnd"/>
+            <w:r>
+              <w:rPr>
+                <w:rFonts w:ascii="Calibri" w:hAnsi="Calibri"/>
+                <w:sz w:val="18"/>
+                <w:szCs w:val="18"/>
+                <w:lang w:val="es-BO"/>
+              </w:rPr>
+              <w:t>.aporte_porc</w:t>
+            </w:r>
+            <w:proofErr w:type="spellEnd"/>
+            <w:r>
+              <w:rPr>
+                <w:rFonts w:ascii="Calibri" w:hAnsi="Calibri"/>
+                <w:sz w:val="18"/>
+                <w:szCs w:val="18"/>
+                <w:lang w:val="es-BO"/>
+              </w:rPr>
+              <w:t>}</w:t>
+            </w:r>
+          </w:p>
+        </w:tc>
+      </w:tr>
+      <w:tr>
+        <w:tc>
+          <w:tcPr>
+            <w:tcW w:w="2977" w:type="dxa"/>
+            <w:gridSpan w:val="2"/>
           </w:tcPr>
           <w:p>
             <w:pPr>
@@ -2137,51 +2501,11 @@
                 <w:lang w:val="es-BO"/>
               </w:rPr>
             </w:pPr>
-            <w:r>
-              <w:rPr>
-                <w:rFonts w:ascii="Calibri" w:hAnsi="Calibri"/>
-                <w:sz w:val="20"/>
-                <w:szCs w:val="20"/>
-                <w:lang w:val="es-BO"/>
-              </w:rPr>
-              <w:t>{</w:t>
-            </w:r>
-            <w:proofErr w:type="spellStart"/>
-            <w:r>
-              <w:rPr>
-                <w:rFonts w:ascii="Calibri" w:hAnsi="Calibri"/>
-                <w:sz w:val="20"/>
-                <w:szCs w:val="20"/>
-                <w:lang w:val="es-BO"/>
-              </w:rPr>
-              <w:t>d.planilla.</w:t>
-            </w:r>
-            <w:r>
-              <w:rPr>
-                <w:rFonts w:ascii="Calibri" w:hAnsi="Calibri"/>
-                <w:sz w:val="20"/>
-                <w:szCs w:val="20"/>
-                <w:lang w:val="es-BO"/>
-              </w:rPr>
-              <w:t>total_importe</w:t>
-            </w:r>
-            <w:proofErr w:type="spellEnd"/>
-            <w:r>
-              <w:rPr>
-                <w:rFonts w:ascii="Calibri" w:hAnsi="Calibri"/>
-                <w:sz w:val="20"/>
-                <w:szCs w:val="20"/>
-                <w:lang w:val="es-BO"/>
-              </w:rPr>
-              <w:t>}</w:t>
-            </w:r>
-          </w:p>
-        </w:tc>
-        <w:tc>
-          <w:tcPr>
-            <w:tcW w:w="1839" w:type="dxa"/>
-            <w:vMerge/>
-            <w:shd w:val="clear" w:color="auto" w:fill="E7E6E6" w:themeFill="background2"/>
+          </w:p>
+        </w:tc>
+        <w:tc>
+          <w:tcPr>
+            <w:tcW w:w="1386" w:type="dxa"/>
           </w:tcPr>
           <w:p>
             <w:pPr>
@@ -2204,9 +2528,83 @@
         </w:tc>
         <w:tc>
           <w:tcPr>
-            <w:tcW w:w="3171" w:type="dxa"/>
+            <w:tcW w:w="2162" w:type="dxa"/>
+            <w:gridSpan w:val="2"/>
+          </w:tcPr>
+          <w:p>
+            <w:pPr>
+              <w:pStyle w:val="Standard"/>
+              <w:tabs>
+                <w:tab w:val="left" w:pos="7200"/>
+              </w:tabs>
+              <w:jc w:val="center"/>
+              <w:rPr>
+                <w:rFonts w:ascii="Calibri" w:hAnsi="Calibri"/>
+                <w:b/>
+                <w:bCs/>
+                <w:color w:val="595959" w:themeColor="text1" w:themeTint="A6"/>
+                <w:sz w:val="16"/>
+                <w:szCs w:val="16"/>
+                <w:lang w:val="es-BO"/>
+              </w:rPr>
+            </w:pPr>
+          </w:p>
+        </w:tc>
+        <w:tc>
+          <w:tcPr>
+            <w:tcW w:w="1379" w:type="dxa"/>
+          </w:tcPr>
+          <w:p>
+            <w:pPr>
+              <w:pStyle w:val="Standard"/>
+              <w:tabs>
+                <w:tab w:val="left" w:pos="7200"/>
+              </w:tabs>
+              <w:jc w:val="center"/>
+              <w:rPr>
+                <w:rFonts w:ascii="Calibri" w:hAnsi="Calibri"/>
+                <w:b/>
+                <w:bCs/>
+                <w:color w:val="595959" w:themeColor="text1" w:themeTint="A6"/>
+                <w:sz w:val="16"/>
+                <w:szCs w:val="16"/>
+                <w:lang w:val="es-BO"/>
+              </w:rPr>
+            </w:pPr>
+            <w:proofErr w:type="gramStart"/>
+            <w:r>
+              <w:rPr>
+                <w:rFonts w:ascii="Calibri" w:hAnsi="Calibri"/>
+                <w:b/>
+                <w:bCs/>
+                <w:color w:val="595959" w:themeColor="text1" w:themeTint="A6"/>
+                <w:sz w:val="16"/>
+                <w:szCs w:val="16"/>
+                <w:lang w:val="es-BO"/>
+              </w:rPr>
+              <w:t>TOTAL</w:t>
+            </w:r>
+            <w:proofErr w:type="gramEnd"/>
+            <w:r>
+              <w:rPr>
+                <w:rFonts w:ascii="Calibri" w:hAnsi="Calibri"/>
+                <w:b/>
+                <w:bCs/>
+                <w:color w:val="595959" w:themeColor="text1" w:themeTint="A6"/>
+                <w:sz w:val="16"/>
+                <w:szCs w:val="16"/>
+                <w:lang w:val="es-BO"/>
+              </w:rPr>
+              <w:t xml:space="preserve"> IMPORTE</w:t>
+            </w:r>
+          </w:p>
+        </w:tc>
+        <w:tc>
+          <w:tcPr>
+            <w:tcW w:w="3033" w:type="dxa"/>
             <w:gridSpan w:val="2"/>
             <w:shd w:val="clear" w:color="auto" w:fill="E7E6E6" w:themeFill="background2"/>
+            <w:vAlign w:val="center"/>
           </w:tcPr>
           <w:p>
             <w:pPr>
@@ -2220,45 +2618,47 @@
                 <w:b/>
                 <w:bCs/>
                 <w:color w:val="595959" w:themeColor="text1" w:themeTint="A6"/>
-                <w:sz w:val="16"/>
-                <w:szCs w:val="16"/>
-                <w:lang w:val="es-BO"/>
-              </w:rPr>
-            </w:pPr>
-            <w:r>
-              <w:rPr>
-                <w:rFonts w:ascii="Calibri" w:hAnsi="Calibri"/>
-                <w:sz w:val="20"/>
-                <w:szCs w:val="20"/>
+                <w:sz w:val="18"/>
+                <w:szCs w:val="18"/>
+                <w:lang w:val="es-BO"/>
+              </w:rPr>
+            </w:pPr>
+            <w:r>
+              <w:rPr>
+                <w:rFonts w:ascii="Calibri" w:hAnsi="Calibri"/>
+                <w:sz w:val="18"/>
+                <w:szCs w:val="18"/>
                 <w:lang w:val="es-BO"/>
               </w:rPr>
               <w:t>{</w:t>
             </w:r>
             <w:proofErr w:type="spellStart"/>
-            <w:r>
-              <w:rPr>
-                <w:rFonts w:ascii="Calibri" w:hAnsi="Calibri"/>
-                <w:sz w:val="20"/>
-                <w:szCs w:val="20"/>
-                <w:lang w:val="es-BO"/>
-              </w:rPr>
-              <w:t>d.planilla.</w:t>
-            </w:r>
-            <w:r>
-              <w:rPr>
-                <w:rFonts w:ascii="Calibri" w:hAnsi="Calibri"/>
-                <w:sz w:val="20"/>
-                <w:szCs w:val="20"/>
-                <w:lang w:val="es-BO"/>
-              </w:rPr>
-              <w:t>aporte_porc</w:t>
+            <w:proofErr w:type="gramStart"/>
+            <w:r>
+              <w:rPr>
+                <w:rFonts w:ascii="Calibri" w:hAnsi="Calibri"/>
+                <w:sz w:val="18"/>
+                <w:szCs w:val="18"/>
+                <w:lang w:val="es-BO"/>
+              </w:rPr>
+              <w:t>d.planilla</w:t>
+            </w:r>
+            <w:proofErr w:type="gramEnd"/>
+            <w:r>
+              <w:rPr>
+                <w:rFonts w:ascii="Calibri" w:hAnsi="Calibri"/>
+                <w:sz w:val="18"/>
+                <w:szCs w:val="18"/>
+                <w:lang w:val="es-BO"/>
+              </w:rPr>
+              <w:t>.aporte_porc</w:t>
             </w:r>
             <w:proofErr w:type="spellEnd"/>
             <w:r>
               <w:rPr>
                 <w:rFonts w:ascii="Calibri" w:hAnsi="Calibri"/>
-                <w:sz w:val="20"/>
-                <w:szCs w:val="20"/>
+                <w:sz w:val="18"/>
+                <w:szCs w:val="18"/>
                 <w:lang w:val="es-BO"/>
               </w:rPr>
               <w:t>}</w:t>
@@ -2269,7 +2669,55 @@
       <w:tr>
         <w:tc>
           <w:tcPr>
-            <w:tcW w:w="1588" w:type="dxa"/>
+            <w:tcW w:w="2977" w:type="dxa"/>
+            <w:gridSpan w:val="2"/>
+          </w:tcPr>
+          <w:p>
+            <w:pPr>
+              <w:pStyle w:val="Standard"/>
+              <w:tabs>
+                <w:tab w:val="left" w:pos="7200"/>
+              </w:tabs>
+              <w:rPr>
+                <w:rFonts w:ascii="Calibri" w:hAnsi="Calibri"/>
+                <w:b/>
+                <w:bCs/>
+                <w:color w:val="595959" w:themeColor="text1" w:themeTint="A6"/>
+                <w:sz w:val="16"/>
+                <w:szCs w:val="16"/>
+                <w:lang w:val="es-BO"/>
+              </w:rPr>
+            </w:pPr>
+            <w:r>
+              <w:rPr>
+                <w:rFonts w:ascii="Calibri" w:hAnsi="Calibri"/>
+                <w:b/>
+                <w:bCs/>
+                <w:color w:val="595959" w:themeColor="text1" w:themeTint="A6"/>
+                <w:sz w:val="16"/>
+                <w:szCs w:val="16"/>
+                <w:lang w:val="es-BO"/>
+              </w:rPr>
+              <w:t>MULTA</w:t>
+            </w:r>
+            <w:r>
+              <w:rPr>
+                <w:rFonts w:ascii="Calibri" w:hAnsi="Calibri"/>
+                <w:b/>
+                <w:bCs/>
+                <w:color w:val="595959" w:themeColor="text1" w:themeTint="A6"/>
+                <w:sz w:val="16"/>
+                <w:szCs w:val="16"/>
+                <w:lang w:val="es-BO"/>
+              </w:rPr>
+              <w:t>S</w:t>
+            </w:r>
+          </w:p>
+        </w:tc>
+        <w:tc>
+          <w:tcPr>
+            <w:tcW w:w="4927" w:type="dxa"/>
+            <w:gridSpan w:val="4"/>
           </w:tcPr>
           <w:p>
             <w:pPr>
@@ -2292,92 +2740,10 @@
         </w:tc>
         <w:tc>
           <w:tcPr>
-            <w:tcW w:w="2083" w:type="dxa"/>
-            <w:gridSpan w:val="2"/>
-          </w:tcPr>
-          <w:p>
-            <w:pPr>
-              <w:pStyle w:val="Standard"/>
-              <w:tabs>
-                <w:tab w:val="left" w:pos="7200"/>
-              </w:tabs>
-              <w:jc w:val="center"/>
-              <w:rPr>
-                <w:rFonts w:ascii="Calibri" w:hAnsi="Calibri"/>
-                <w:b/>
-                <w:bCs/>
-                <w:color w:val="595959" w:themeColor="text1" w:themeTint="A6"/>
-                <w:sz w:val="16"/>
-                <w:szCs w:val="16"/>
-                <w:lang w:val="es-BO"/>
-              </w:rPr>
-            </w:pPr>
-          </w:p>
-        </w:tc>
-        <w:tc>
-          <w:tcPr>
-            <w:tcW w:w="2256" w:type="dxa"/>
-            <w:gridSpan w:val="2"/>
-          </w:tcPr>
-          <w:p>
-            <w:pPr>
-              <w:pStyle w:val="Standard"/>
-              <w:tabs>
-                <w:tab w:val="left" w:pos="7200"/>
-              </w:tabs>
-              <w:jc w:val="center"/>
-              <w:rPr>
-                <w:rFonts w:ascii="Calibri" w:hAnsi="Calibri"/>
-                <w:b/>
-                <w:bCs/>
-                <w:color w:val="595959" w:themeColor="text1" w:themeTint="A6"/>
-                <w:sz w:val="16"/>
-                <w:szCs w:val="16"/>
-                <w:lang w:val="es-BO"/>
-              </w:rPr>
-            </w:pPr>
-          </w:p>
-        </w:tc>
-        <w:tc>
-          <w:tcPr>
-            <w:tcW w:w="1839" w:type="dxa"/>
-          </w:tcPr>
-          <w:p>
-            <w:pPr>
-              <w:pStyle w:val="Standard"/>
-              <w:tabs>
-                <w:tab w:val="left" w:pos="7200"/>
-              </w:tabs>
-              <w:jc w:val="center"/>
-              <w:rPr>
-                <w:rFonts w:ascii="Calibri" w:hAnsi="Calibri"/>
-                <w:b/>
-                <w:bCs/>
-                <w:color w:val="595959" w:themeColor="text1" w:themeTint="A6"/>
-                <w:sz w:val="16"/>
-                <w:szCs w:val="16"/>
-                <w:lang w:val="es-BO"/>
-              </w:rPr>
-            </w:pPr>
-            <w:r>
-              <w:rPr>
-                <w:rFonts w:ascii="Calibri" w:hAnsi="Calibri"/>
-                <w:b/>
-                <w:bCs/>
-                <w:color w:val="595959" w:themeColor="text1" w:themeTint="A6"/>
-                <w:sz w:val="16"/>
-                <w:szCs w:val="16"/>
-                <w:lang w:val="es-BO"/>
-              </w:rPr>
-              <w:t>TOTAL IMPORTE</w:t>
-            </w:r>
-          </w:p>
-        </w:tc>
-        <w:tc>
-          <w:tcPr>
-            <w:tcW w:w="3171" w:type="dxa"/>
+            <w:tcW w:w="3033" w:type="dxa"/>
             <w:gridSpan w:val="2"/>
             <w:shd w:val="clear" w:color="auto" w:fill="E7E6E6" w:themeFill="background2"/>
+            <w:vAlign w:val="center"/>
           </w:tcPr>
           <w:p>
             <w:pPr>
@@ -2388,48 +2754,48 @@
               <w:jc w:val="right"/>
               <w:rPr>
                 <w:rFonts w:ascii="Calibri" w:hAnsi="Calibri"/>
-                <w:b/>
-                <w:bCs/>
-                <w:color w:val="595959" w:themeColor="text1" w:themeTint="A6"/>
-                <w:sz w:val="16"/>
-                <w:szCs w:val="16"/>
-                <w:lang w:val="es-BO"/>
-              </w:rPr>
-            </w:pPr>
-            <w:r>
-              <w:rPr>
-                <w:rFonts w:ascii="Calibri" w:hAnsi="Calibri"/>
-                <w:sz w:val="20"/>
-                <w:szCs w:val="20"/>
+                <w:color w:val="595959" w:themeColor="text1" w:themeTint="A6"/>
+                <w:sz w:val="18"/>
+                <w:szCs w:val="18"/>
+                <w:lang w:val="es-BO"/>
+              </w:rPr>
+            </w:pPr>
+            <w:r>
+              <w:rPr>
+                <w:rFonts w:ascii="Calibri" w:hAnsi="Calibri"/>
+                <w:sz w:val="18"/>
+                <w:szCs w:val="18"/>
                 <w:lang w:val="es-BO"/>
               </w:rPr>
               <w:t>{</w:t>
             </w:r>
             <w:proofErr w:type="spellStart"/>
-            <w:r>
-              <w:rPr>
-                <w:rFonts w:ascii="Calibri" w:hAnsi="Calibri"/>
-                <w:sz w:val="20"/>
-                <w:szCs w:val="20"/>
-                <w:lang w:val="es-BO"/>
-              </w:rPr>
-              <w:t>d.planilla.</w:t>
-            </w:r>
-            <w:r>
-              <w:rPr>
-                <w:rFonts w:ascii="Calibri" w:hAnsi="Calibri"/>
-                <w:sz w:val="20"/>
-                <w:szCs w:val="20"/>
-                <w:lang w:val="es-BO"/>
-              </w:rPr>
-              <w:t>aporte_porc</w:t>
+            <w:proofErr w:type="gramStart"/>
+            <w:r>
+              <w:rPr>
+                <w:rFonts w:ascii="Calibri" w:hAnsi="Calibri"/>
+                <w:sz w:val="18"/>
+                <w:szCs w:val="18"/>
+                <w:lang w:val="es-BO"/>
+              </w:rPr>
+              <w:t>d.planilla</w:t>
+            </w:r>
+            <w:proofErr w:type="gramEnd"/>
+            <w:r>
+              <w:rPr>
+                <w:rFonts w:ascii="Calibri" w:hAnsi="Calibri"/>
+                <w:sz w:val="18"/>
+                <w:szCs w:val="18"/>
+                <w:lang w:val="es-BO"/>
+              </w:rPr>
+              <w:t>.total_multas</w:t>
             </w:r>
             <w:proofErr w:type="spellEnd"/>
             <w:r>
               <w:rPr>
                 <w:rFonts w:ascii="Calibri" w:hAnsi="Calibri"/>
-                <w:sz w:val="20"/>
-                <w:szCs w:val="20"/>
+                <w:sz w:val="18"/>
+                <w:szCs w:val="18"/>
                 <w:lang w:val="es-BO"/>
               </w:rPr>
               <w:t>}</w:t>
@@ -2440,54 +2806,43 @@
       <w:tr>
         <w:tc>
           <w:tcPr>
-            <w:tcW w:w="1588" w:type="dxa"/>
-          </w:tcPr>
-          <w:p>
-            <w:pPr>
-              <w:pStyle w:val="Standard"/>
-              <w:tabs>
-                <w:tab w:val="left" w:pos="7200"/>
-              </w:tabs>
-              <w:rPr>
-                <w:rFonts w:ascii="Calibri" w:hAnsi="Calibri"/>
-                <w:b/>
-                <w:bCs/>
-                <w:color w:val="595959" w:themeColor="text1" w:themeTint="A6"/>
-                <w:sz w:val="16"/>
-                <w:szCs w:val="16"/>
-                <w:lang w:val="es-BO"/>
-              </w:rPr>
-            </w:pPr>
-            <w:r>
-              <w:rPr>
-                <w:rFonts w:ascii="Calibri" w:hAnsi="Calibri"/>
-                <w:b/>
-                <w:bCs/>
-                <w:color w:val="595959" w:themeColor="text1" w:themeTint="A6"/>
-                <w:sz w:val="16"/>
-                <w:szCs w:val="16"/>
-                <w:lang w:val="es-BO"/>
-              </w:rPr>
-              <w:t>MULTA</w:t>
-            </w:r>
-            <w:r>
-              <w:rPr>
-                <w:rFonts w:ascii="Calibri" w:hAnsi="Calibri"/>
-                <w:b/>
-                <w:bCs/>
-                <w:color w:val="595959" w:themeColor="text1" w:themeTint="A6"/>
-                <w:sz w:val="16"/>
-                <w:szCs w:val="16"/>
-                <w:lang w:val="es-BO"/>
-              </w:rPr>
-              <w:t>S</w:t>
-            </w:r>
-          </w:p>
-        </w:tc>
-        <w:tc>
-          <w:tcPr>
-            <w:tcW w:w="6178" w:type="dxa"/>
-            <w:gridSpan w:val="5"/>
+            <w:tcW w:w="2977" w:type="dxa"/>
+            <w:gridSpan w:val="2"/>
+          </w:tcPr>
+          <w:p>
+            <w:pPr>
+              <w:pStyle w:val="Standard"/>
+              <w:tabs>
+                <w:tab w:val="left" w:pos="7200"/>
+              </w:tabs>
+              <w:rPr>
+                <w:rFonts w:ascii="Calibri" w:hAnsi="Calibri"/>
+                <w:b/>
+                <w:bCs/>
+                <w:color w:val="595959" w:themeColor="text1" w:themeTint="A6"/>
+                <w:sz w:val="16"/>
+                <w:szCs w:val="16"/>
+                <w:lang w:val="es-BO"/>
+              </w:rPr>
+            </w:pPr>
+            <w:r>
+              <w:rPr>
+                <w:rFonts w:ascii="Calibri" w:hAnsi="Calibri"/>
+                <w:b/>
+                <w:bCs/>
+                <w:color w:val="595959" w:themeColor="text1" w:themeTint="A6"/>
+                <w:sz w:val="16"/>
+                <w:szCs w:val="16"/>
+                <w:lang w:val="es-BO"/>
+              </w:rPr>
+              <w:t>INTERESES</w:t>
+            </w:r>
+          </w:p>
+        </w:tc>
+        <w:tc>
+          <w:tcPr>
+            <w:tcW w:w="4927" w:type="dxa"/>
+            <w:gridSpan w:val="4"/>
           </w:tcPr>
           <w:p>
             <w:pPr>
@@ -2510,9 +2865,10 @@
         </w:tc>
         <w:tc>
           <w:tcPr>
-            <w:tcW w:w="3171" w:type="dxa"/>
+            <w:tcW w:w="3033" w:type="dxa"/>
             <w:gridSpan w:val="2"/>
             <w:shd w:val="clear" w:color="auto" w:fill="E7E6E6" w:themeFill="background2"/>
+            <w:vAlign w:val="center"/>
           </w:tcPr>
           <w:p>
             <w:pPr>
@@ -2524,48 +2880,59 @@
               <w:rPr>
                 <w:rFonts w:ascii="Calibri" w:hAnsi="Calibri"/>
                 <w:color w:val="595959" w:themeColor="text1" w:themeTint="A6"/>
-                <w:sz w:val="16"/>
-                <w:szCs w:val="16"/>
-                <w:lang w:val="es-BO"/>
-              </w:rPr>
-            </w:pPr>
-            <w:r>
-              <w:rPr>
-                <w:rFonts w:ascii="Calibri" w:hAnsi="Calibri"/>
-                <w:sz w:val="20"/>
-                <w:szCs w:val="20"/>
+                <w:sz w:val="18"/>
+                <w:szCs w:val="18"/>
+                <w:lang w:val="es-BO"/>
+              </w:rPr>
+            </w:pPr>
+            <w:r>
+              <w:rPr>
+                <w:rFonts w:ascii="Calibri" w:hAnsi="Calibri"/>
+                <w:sz w:val="18"/>
+                <w:szCs w:val="18"/>
                 <w:lang w:val="es-BO"/>
               </w:rPr>
               <w:t>{</w:t>
             </w:r>
             <w:proofErr w:type="spellStart"/>
-            <w:r>
-              <w:rPr>
-                <w:rFonts w:ascii="Calibri" w:hAnsi="Calibri"/>
-                <w:sz w:val="20"/>
-                <w:szCs w:val="20"/>
-                <w:lang w:val="es-BO"/>
-              </w:rPr>
-              <w:t>d.planilla.total_multas</w:t>
+            <w:proofErr w:type="gramStart"/>
+            <w:r>
+              <w:rPr>
+                <w:rFonts w:ascii="Calibri" w:hAnsi="Calibri"/>
+                <w:sz w:val="18"/>
+                <w:szCs w:val="18"/>
+                <w:lang w:val="es-BO"/>
+              </w:rPr>
+              <w:t>d.planilla</w:t>
+            </w:r>
+            <w:proofErr w:type="gramEnd"/>
+            <w:r>
+              <w:rPr>
+                <w:rFonts w:ascii="Calibri" w:hAnsi="Calibri"/>
+                <w:sz w:val="18"/>
+                <w:szCs w:val="18"/>
+                <w:lang w:val="es-BO"/>
+              </w:rPr>
+              <w:t>.total_tasa_</w:t>
+            </w:r>
+            <w:r>
+              <w:rPr>
+                <w:rFonts w:ascii="Calibri" w:hAnsi="Calibri"/>
+                <w:sz w:val="18"/>
+                <w:szCs w:val="18"/>
+                <w:lang w:val="es-BO"/>
+              </w:rPr>
+              <w:t>interes</w:t>
             </w:r>
             <w:proofErr w:type="spellEnd"/>
             <w:r>
               <w:rPr>
                 <w:rFonts w:ascii="Calibri" w:hAnsi="Calibri"/>
-                <w:sz w:val="20"/>
-                <w:szCs w:val="20"/>
+                <w:sz w:val="18"/>
+                <w:szCs w:val="18"/>
                 <w:lang w:val="es-BO"/>
               </w:rPr>
               <w:t>}</w:t>
-            </w:r>
-            <w:r>
-              <w:rPr>
-                <w:rFonts w:ascii="Calibri" w:hAnsi="Calibri"/>
-                <w:sz w:val="20"/>
-                <w:szCs w:val="20"/>
-                <w:lang w:val="es-BO"/>
-              </w:rPr>
-              <w:t xml:space="preserve"> </w:t>
             </w:r>
           </w:p>
         </w:tc>
@@ -2573,67 +2940,81 @@
       <w:tr>
         <w:tc>
           <w:tcPr>
-            <w:tcW w:w="1588" w:type="dxa"/>
-          </w:tcPr>
-          <w:p>
-            <w:pPr>
-              <w:pStyle w:val="Standard"/>
-              <w:tabs>
-                <w:tab w:val="left" w:pos="7200"/>
-              </w:tabs>
-              <w:rPr>
-                <w:rFonts w:ascii="Calibri" w:hAnsi="Calibri"/>
-                <w:b/>
-                <w:bCs/>
-                <w:color w:val="595959" w:themeColor="text1" w:themeTint="A6"/>
-                <w:sz w:val="16"/>
-                <w:szCs w:val="16"/>
-                <w:lang w:val="es-BO"/>
-              </w:rPr>
-            </w:pPr>
-            <w:r>
-              <w:rPr>
-                <w:rFonts w:ascii="Calibri" w:hAnsi="Calibri"/>
-                <w:b/>
-                <w:bCs/>
-                <w:color w:val="595959" w:themeColor="text1" w:themeTint="A6"/>
-                <w:sz w:val="16"/>
-                <w:szCs w:val="16"/>
-                <w:lang w:val="es-BO"/>
-              </w:rPr>
-              <w:t>INTERESES</w:t>
-            </w:r>
-          </w:p>
-        </w:tc>
-        <w:tc>
-          <w:tcPr>
-            <w:tcW w:w="6178" w:type="dxa"/>
-            <w:gridSpan w:val="5"/>
-          </w:tcPr>
-          <w:p>
-            <w:pPr>
-              <w:pStyle w:val="Standard"/>
-              <w:tabs>
-                <w:tab w:val="left" w:pos="7200"/>
-              </w:tabs>
-              <w:jc w:val="center"/>
-              <w:rPr>
-                <w:rFonts w:ascii="Calibri" w:hAnsi="Calibri"/>
-                <w:b/>
-                <w:bCs/>
-                <w:color w:val="595959" w:themeColor="text1" w:themeTint="A6"/>
-                <w:sz w:val="16"/>
-                <w:szCs w:val="16"/>
-                <w:lang w:val="es-BO"/>
-              </w:rPr>
-            </w:pPr>
-          </w:p>
-        </w:tc>
-        <w:tc>
-          <w:tcPr>
-            <w:tcW w:w="3171" w:type="dxa"/>
+            <w:tcW w:w="2977" w:type="dxa"/>
+            <w:gridSpan w:val="2"/>
+          </w:tcPr>
+          <w:p>
+            <w:pPr>
+              <w:pStyle w:val="Standard"/>
+              <w:tabs>
+                <w:tab w:val="left" w:pos="7200"/>
+              </w:tabs>
+              <w:rPr>
+                <w:rFonts w:ascii="Calibri" w:hAnsi="Calibri"/>
+                <w:b/>
+                <w:bCs/>
+                <w:color w:val="595959" w:themeColor="text1" w:themeTint="A6"/>
+                <w:sz w:val="16"/>
+                <w:szCs w:val="16"/>
+                <w:lang w:val="es-BO"/>
+              </w:rPr>
+            </w:pPr>
+            <w:r>
+              <w:rPr>
+                <w:rFonts w:ascii="Calibri" w:hAnsi="Calibri"/>
+                <w:b/>
+                <w:bCs/>
+                <w:color w:val="595959" w:themeColor="text1" w:themeTint="A6"/>
+                <w:sz w:val="16"/>
+                <w:szCs w:val="16"/>
+                <w:lang w:val="es-BO"/>
+              </w:rPr>
+              <w:t>OTROS</w:t>
+            </w:r>
+          </w:p>
+        </w:tc>
+        <w:tc>
+          <w:tcPr>
+            <w:tcW w:w="4927" w:type="dxa"/>
+            <w:gridSpan w:val="4"/>
+          </w:tcPr>
+          <w:p>
+            <w:pPr>
+              <w:pStyle w:val="Standard"/>
+              <w:tabs>
+                <w:tab w:val="left" w:pos="7200"/>
+              </w:tabs>
+              <w:jc w:val="right"/>
+              <w:rPr>
+                <w:rFonts w:ascii="Calibri" w:hAnsi="Calibri"/>
+                <w:b/>
+                <w:bCs/>
+                <w:color w:val="595959" w:themeColor="text1" w:themeTint="A6"/>
+                <w:sz w:val="16"/>
+                <w:szCs w:val="16"/>
+                <w:lang w:val="es-BO"/>
+              </w:rPr>
+            </w:pPr>
+            <w:r>
+              <w:rPr>
+                <w:rFonts w:ascii="Calibri" w:hAnsi="Calibri"/>
+                <w:b/>
+                <w:bCs/>
+                <w:color w:val="595959" w:themeColor="text1" w:themeTint="A6"/>
+                <w:sz w:val="16"/>
+                <w:szCs w:val="16"/>
+                <w:lang w:val="es-BO"/>
+              </w:rPr>
+              <w:t>APORTES 5 % AL MINISTERIO DE SALUD</w:t>
+            </w:r>
+          </w:p>
+        </w:tc>
+        <w:tc>
+          <w:tcPr>
+            <w:tcW w:w="3033" w:type="dxa"/>
             <w:gridSpan w:val="2"/>
             <w:shd w:val="clear" w:color="auto" w:fill="E7E6E6" w:themeFill="background2"/>
+            <w:vAlign w:val="center"/>
           </w:tcPr>
           <w:p>
             <w:pPr>
@@ -2645,57 +3026,68 @@
               <w:rPr>
                 <w:rFonts w:ascii="Calibri" w:hAnsi="Calibri"/>
                 <w:color w:val="595959" w:themeColor="text1" w:themeTint="A6"/>
-                <w:sz w:val="16"/>
-                <w:szCs w:val="16"/>
-                <w:lang w:val="es-BO"/>
-              </w:rPr>
-            </w:pPr>
-            <w:r>
-              <w:rPr>
-                <w:rFonts w:ascii="Calibri" w:hAnsi="Calibri"/>
-                <w:sz w:val="20"/>
-                <w:szCs w:val="20"/>
+                <w:sz w:val="18"/>
+                <w:szCs w:val="18"/>
+                <w:lang w:val="es-BO"/>
+              </w:rPr>
+            </w:pPr>
+            <w:r>
+              <w:rPr>
+                <w:rFonts w:ascii="Calibri" w:hAnsi="Calibri"/>
+                <w:sz w:val="18"/>
+                <w:szCs w:val="18"/>
                 <w:lang w:val="es-BO"/>
               </w:rPr>
               <w:t>{</w:t>
             </w:r>
             <w:proofErr w:type="spellStart"/>
-            <w:r>
-              <w:rPr>
-                <w:rFonts w:ascii="Calibri" w:hAnsi="Calibri"/>
-                <w:sz w:val="20"/>
-                <w:szCs w:val="20"/>
-                <w:lang w:val="es-BO"/>
-              </w:rPr>
-              <w:t>d.planilla.total_tasa_</w:t>
-            </w:r>
-            <w:r>
-              <w:rPr>
-                <w:rFonts w:ascii="Calibri" w:hAnsi="Calibri"/>
-                <w:sz w:val="20"/>
-                <w:szCs w:val="20"/>
-                <w:lang w:val="es-BO"/>
-              </w:rPr>
-              <w:t>interes</w:t>
+            <w:proofErr w:type="gramStart"/>
+            <w:r>
+              <w:rPr>
+                <w:rFonts w:ascii="Calibri" w:hAnsi="Calibri"/>
+                <w:sz w:val="18"/>
+                <w:szCs w:val="18"/>
+                <w:lang w:val="es-BO"/>
+              </w:rPr>
+              <w:t>d.planilla</w:t>
+            </w:r>
+            <w:proofErr w:type="gramEnd"/>
+            <w:r>
+              <w:rPr>
+                <w:rFonts w:ascii="Calibri" w:hAnsi="Calibri"/>
+                <w:sz w:val="18"/>
+                <w:szCs w:val="18"/>
+                <w:lang w:val="es-BO"/>
+              </w:rPr>
+              <w:t>.total_</w:t>
+            </w:r>
+            <w:r>
+              <w:rPr>
+                <w:rFonts w:ascii="Calibri" w:hAnsi="Calibri"/>
+                <w:sz w:val="18"/>
+                <w:szCs w:val="18"/>
+                <w:lang w:val="es-BO"/>
+              </w:rPr>
+              <w:t>aportes_</w:t>
+            </w:r>
+            <w:r>
+              <w:rPr>
+                <w:rFonts w:ascii="Calibri" w:hAnsi="Calibri"/>
+                <w:sz w:val="18"/>
+                <w:szCs w:val="18"/>
+                <w:lang w:val="es-BO"/>
+              </w:rPr>
+              <w:t>min_salud</w:t>
             </w:r>
             <w:proofErr w:type="spellEnd"/>
             <w:r>
               <w:rPr>
                 <w:rFonts w:ascii="Calibri" w:hAnsi="Calibri"/>
-                <w:sz w:val="20"/>
-                <w:szCs w:val="20"/>
+                <w:sz w:val="18"/>
+                <w:szCs w:val="18"/>
                 <w:lang w:val="es-BO"/>
               </w:rPr>
               <w:t>}</w:t>
-            </w:r>
-            <w:r>
-              <w:rPr>
-                <w:rFonts w:ascii="Calibri" w:hAnsi="Calibri"/>
-                <w:sz w:val="20"/>
-                <w:szCs w:val="20"/>
-                <w:lang w:val="es-BO"/>
-              </w:rPr>
-              <w:t xml:space="preserve"> </w:t>
             </w:r>
           </w:p>
         </w:tc>
@@ -2703,7 +3095,8 @@
       <w:tr>
         <w:tc>
           <w:tcPr>
-            <w:tcW w:w="1588" w:type="dxa"/>
+            <w:tcW w:w="2977" w:type="dxa"/>
+            <w:gridSpan w:val="2"/>
           </w:tcPr>
           <w:p>
             <w:pPr>
@@ -2737,8 +3130,8 @@
         </w:tc>
         <w:tc>
           <w:tcPr>
-            <w:tcW w:w="6178" w:type="dxa"/>
-            <w:gridSpan w:val="5"/>
+            <w:tcW w:w="4927" w:type="dxa"/>
+            <w:gridSpan w:val="4"/>
           </w:tcPr>
           <w:p>
             <w:pPr>
@@ -2767,15 +3160,16 @@
                 <w:szCs w:val="16"/>
                 <w:lang w:val="es-BO"/>
               </w:rPr>
-              <w:t>APORTES 5 % AL MINISTERIO DE SALUD</w:t>
-            </w:r>
-          </w:p>
-        </w:tc>
-        <w:tc>
-          <w:tcPr>
-            <w:tcW w:w="3171" w:type="dxa"/>
+              <w:t xml:space="preserve">FORM DS-08 </w:t>
+            </w:r>
+          </w:p>
+        </w:tc>
+        <w:tc>
+          <w:tcPr>
+            <w:tcW w:w="3033" w:type="dxa"/>
             <w:gridSpan w:val="2"/>
             <w:shd w:val="clear" w:color="auto" w:fill="E7E6E6" w:themeFill="background2"/>
+            <w:vAlign w:val="center"/>
           </w:tcPr>
           <w:p>
             <w:pPr>
@@ -2786,58 +3180,19 @@
               <w:jc w:val="right"/>
               <w:rPr>
                 <w:rFonts w:ascii="Calibri" w:hAnsi="Calibri"/>
-                <w:color w:val="595959" w:themeColor="text1" w:themeTint="A6"/>
-                <w:sz w:val="16"/>
-                <w:szCs w:val="16"/>
-                <w:lang w:val="es-BO"/>
-              </w:rPr>
-            </w:pPr>
-            <w:r>
-              <w:rPr>
-                <w:rFonts w:ascii="Calibri" w:hAnsi="Calibri"/>
-                <w:sz w:val="20"/>
-                <w:szCs w:val="20"/>
-                <w:lang w:val="es-BO"/>
-              </w:rPr>
-              <w:t>{</w:t>
-            </w:r>
-            <w:proofErr w:type="spellStart"/>
-            <w:r>
-              <w:rPr>
-                <w:rFonts w:ascii="Calibri" w:hAnsi="Calibri"/>
-                <w:sz w:val="20"/>
-                <w:szCs w:val="20"/>
-                <w:lang w:val="es-BO"/>
-              </w:rPr>
-              <w:t>d.planilla.total_</w:t>
-            </w:r>
-            <w:r>
-              <w:rPr>
-                <w:rFonts w:ascii="Calibri" w:hAnsi="Calibri"/>
-                <w:sz w:val="20"/>
-                <w:szCs w:val="20"/>
-                <w:lang w:val="es-BO"/>
-              </w:rPr>
-              <w:t>aportes_</w:t>
-            </w:r>
-            <w:r>
-              <w:rPr>
-                <w:rFonts w:ascii="Calibri" w:hAnsi="Calibri"/>
-                <w:sz w:val="20"/>
-                <w:szCs w:val="20"/>
-                <w:lang w:val="es-BO"/>
-              </w:rPr>
-              <w:t>min_salud</w:t>
-            </w:r>
-            <w:proofErr w:type="spellEnd"/>
-            <w:r>
-              <w:rPr>
-                <w:rFonts w:ascii="Calibri" w:hAnsi="Calibri"/>
-                <w:sz w:val="20"/>
-                <w:szCs w:val="20"/>
-                <w:lang w:val="es-BO"/>
-              </w:rPr>
-              <w:t xml:space="preserve">} </w:t>
+                <w:sz w:val="18"/>
+                <w:szCs w:val="18"/>
+                <w:lang w:val="es-BO"/>
+              </w:rPr>
+            </w:pPr>
+            <w:r>
+              <w:rPr>
+                <w:rFonts w:ascii="Calibri" w:hAnsi="Calibri"/>
+                <w:sz w:val="18"/>
+                <w:szCs w:val="18"/>
+                <w:lang w:val="es-BO"/>
+              </w:rPr>
+              <w:t>5,00</w:t>
             </w:r>
           </w:p>
         </w:tc>
@@ -2845,79 +3200,69 @@
       <w:tr>
         <w:tc>
           <w:tcPr>
-            <w:tcW w:w="1588" w:type="dxa"/>
-          </w:tcPr>
-          <w:p>
-            <w:pPr>
-              <w:pStyle w:val="Standard"/>
-              <w:tabs>
-                <w:tab w:val="left" w:pos="7200"/>
-              </w:tabs>
-              <w:rPr>
-                <w:rFonts w:ascii="Calibri" w:hAnsi="Calibri"/>
-                <w:b/>
-                <w:bCs/>
-                <w:color w:val="595959" w:themeColor="text1" w:themeTint="A6"/>
-                <w:sz w:val="16"/>
-                <w:szCs w:val="16"/>
-                <w:lang w:val="es-BO"/>
-              </w:rPr>
-            </w:pPr>
-            <w:r>
-              <w:rPr>
-                <w:rFonts w:ascii="Calibri" w:hAnsi="Calibri"/>
-                <w:b/>
-                <w:bCs/>
-                <w:color w:val="595959" w:themeColor="text1" w:themeTint="A6"/>
-                <w:sz w:val="16"/>
-                <w:szCs w:val="16"/>
-                <w:lang w:val="es-BO"/>
-              </w:rPr>
-              <w:t>OTROS</w:t>
-            </w:r>
-          </w:p>
-        </w:tc>
-        <w:tc>
-          <w:tcPr>
-            <w:tcW w:w="6178" w:type="dxa"/>
-            <w:gridSpan w:val="5"/>
-          </w:tcPr>
-          <w:p>
-            <w:pPr>
-              <w:pStyle w:val="Standard"/>
-              <w:tabs>
-                <w:tab w:val="left" w:pos="7200"/>
-              </w:tabs>
-              <w:jc w:val="right"/>
-              <w:rPr>
-                <w:rFonts w:ascii="Calibri" w:hAnsi="Calibri"/>
-                <w:b/>
-                <w:bCs/>
-                <w:color w:val="595959" w:themeColor="text1" w:themeTint="A6"/>
-                <w:sz w:val="16"/>
-                <w:szCs w:val="16"/>
-                <w:lang w:val="es-BO"/>
-              </w:rPr>
-            </w:pPr>
-            <w:r>
-              <w:rPr>
-                <w:rFonts w:ascii="Calibri" w:hAnsi="Calibri"/>
-                <w:b/>
-                <w:bCs/>
-                <w:color w:val="595959" w:themeColor="text1" w:themeTint="A6"/>
-                <w:sz w:val="16"/>
-                <w:szCs w:val="16"/>
-                <w:lang w:val="es-BO"/>
-              </w:rPr>
-              <w:t xml:space="preserve">FORM DS-08 </w:t>
-            </w:r>
-          </w:p>
-        </w:tc>
-        <w:tc>
-          <w:tcPr>
-            <w:tcW w:w="3171" w:type="dxa"/>
+            <w:tcW w:w="2977" w:type="dxa"/>
+            <w:gridSpan w:val="2"/>
+          </w:tcPr>
+          <w:p>
+            <w:pPr>
+              <w:pStyle w:val="Standard"/>
+              <w:tabs>
+                <w:tab w:val="left" w:pos="7200"/>
+              </w:tabs>
+              <w:rPr>
+                <w:rFonts w:ascii="Calibri" w:hAnsi="Calibri"/>
+                <w:b/>
+                <w:bCs/>
+                <w:color w:val="595959" w:themeColor="text1" w:themeTint="A6"/>
+                <w:sz w:val="16"/>
+                <w:szCs w:val="16"/>
+                <w:lang w:val="es-BO"/>
+              </w:rPr>
+            </w:pPr>
+            <w:r>
+              <w:rPr>
+                <w:rFonts w:ascii="Calibri" w:hAnsi="Calibri"/>
+                <w:b/>
+                <w:bCs/>
+                <w:color w:val="595959" w:themeColor="text1" w:themeTint="A6"/>
+                <w:sz w:val="16"/>
+                <w:szCs w:val="16"/>
+                <w:lang w:val="es-BO"/>
+              </w:rPr>
+              <w:t>SALDO A FAVOR</w:t>
+            </w:r>
+          </w:p>
+        </w:tc>
+        <w:tc>
+          <w:tcPr>
+            <w:tcW w:w="4927" w:type="dxa"/>
+            <w:gridSpan w:val="4"/>
+          </w:tcPr>
+          <w:p>
+            <w:pPr>
+              <w:pStyle w:val="Standard"/>
+              <w:tabs>
+                <w:tab w:val="left" w:pos="7200"/>
+              </w:tabs>
+              <w:jc w:val="center"/>
+              <w:rPr>
+                <w:rFonts w:ascii="Calibri" w:hAnsi="Calibri"/>
+                <w:b/>
+                <w:bCs/>
+                <w:color w:val="595959" w:themeColor="text1" w:themeTint="A6"/>
+                <w:sz w:val="16"/>
+                <w:szCs w:val="16"/>
+                <w:lang w:val="es-BO"/>
+              </w:rPr>
+            </w:pPr>
+          </w:p>
+        </w:tc>
+        <w:tc>
+          <w:tcPr>
+            <w:tcW w:w="3033" w:type="dxa"/>
             <w:gridSpan w:val="2"/>
             <w:shd w:val="clear" w:color="auto" w:fill="E7E6E6" w:themeFill="background2"/>
+            <w:vAlign w:val="center"/>
           </w:tcPr>
           <w:p>
             <w:pPr>
@@ -2928,87 +3273,72 @@
               <w:jc w:val="right"/>
               <w:rPr>
                 <w:rFonts w:ascii="Calibri" w:hAnsi="Calibri"/>
-                <w:sz w:val="20"/>
-                <w:szCs w:val="20"/>
-                <w:lang w:val="es-BO"/>
-              </w:rPr>
-            </w:pPr>
-            <w:r>
-              <w:rPr>
-                <w:rFonts w:ascii="Calibri" w:hAnsi="Calibri"/>
-                <w:sz w:val="20"/>
-                <w:szCs w:val="20"/>
-                <w:lang w:val="es-BO"/>
-              </w:rPr>
-              <w:t xml:space="preserve">5,00 </w:t>
-            </w:r>
+                <w:color w:val="595959" w:themeColor="text1" w:themeTint="A6"/>
+                <w:sz w:val="18"/>
+                <w:szCs w:val="18"/>
+                <w:lang w:val="es-BO"/>
+              </w:rPr>
+            </w:pPr>
           </w:p>
         </w:tc>
       </w:tr>
       <w:tr>
         <w:tc>
           <w:tcPr>
-            <w:tcW w:w="1588" w:type="dxa"/>
-          </w:tcPr>
-          <w:p>
-            <w:pPr>
-              <w:pStyle w:val="Standard"/>
-              <w:tabs>
-                <w:tab w:val="left" w:pos="7200"/>
-              </w:tabs>
-              <w:rPr>
-                <w:rFonts w:ascii="Calibri" w:hAnsi="Calibri"/>
-                <w:b/>
-                <w:bCs/>
-                <w:color w:val="595959" w:themeColor="text1" w:themeTint="A6"/>
-                <w:sz w:val="16"/>
-                <w:szCs w:val="16"/>
-                <w:lang w:val="es-BO"/>
-              </w:rPr>
-            </w:pPr>
-            <w:r>
-              <w:rPr>
-                <w:rFonts w:ascii="Calibri" w:hAnsi="Calibri"/>
-                <w:b/>
-                <w:bCs/>
-                <w:color w:val="595959" w:themeColor="text1" w:themeTint="A6"/>
-                <w:sz w:val="16"/>
-                <w:szCs w:val="16"/>
-                <w:lang w:val="es-BO"/>
-              </w:rPr>
-              <w:t>SALDO A FAVOR</w:t>
-            </w:r>
-          </w:p>
-        </w:tc>
-        <w:tc>
-          <w:tcPr>
-            <w:tcW w:w="6178" w:type="dxa"/>
-            <w:gridSpan w:val="5"/>
-          </w:tcPr>
-          <w:p>
-            <w:pPr>
-              <w:pStyle w:val="Standard"/>
-              <w:tabs>
-                <w:tab w:val="left" w:pos="7200"/>
-              </w:tabs>
-              <w:jc w:val="center"/>
-              <w:rPr>
-                <w:rFonts w:ascii="Calibri" w:hAnsi="Calibri"/>
-                <w:b/>
-                <w:bCs/>
-                <w:color w:val="595959" w:themeColor="text1" w:themeTint="A6"/>
-                <w:sz w:val="16"/>
-                <w:szCs w:val="16"/>
-                <w:lang w:val="es-BO"/>
-              </w:rPr>
-            </w:pPr>
-          </w:p>
-        </w:tc>
-        <w:tc>
-          <w:tcPr>
-            <w:tcW w:w="3171" w:type="dxa"/>
+            <w:tcW w:w="7904" w:type="dxa"/>
+            <w:gridSpan w:val="6"/>
+          </w:tcPr>
+          <w:p>
+            <w:pPr>
+              <w:pStyle w:val="Standard"/>
+              <w:tabs>
+                <w:tab w:val="left" w:pos="7200"/>
+              </w:tabs>
+              <w:jc w:val="right"/>
+              <w:rPr>
+                <w:rFonts w:ascii="Calibri" w:hAnsi="Calibri"/>
+                <w:b/>
+                <w:bCs/>
+                <w:color w:val="595959" w:themeColor="text1" w:themeTint="A6"/>
+                <w:sz w:val="16"/>
+                <w:szCs w:val="16"/>
+                <w:lang w:val="es-BO"/>
+              </w:rPr>
+            </w:pPr>
+            <w:proofErr w:type="gramStart"/>
+            <w:r>
+              <w:rPr>
+                <w:rFonts w:ascii="Calibri" w:hAnsi="Calibri"/>
+                <w:b/>
+                <w:bCs/>
+                <w:color w:val="595959" w:themeColor="text1" w:themeTint="A6"/>
+                <w:sz w:val="16"/>
+                <w:szCs w:val="16"/>
+                <w:lang w:val="es-BO"/>
+              </w:rPr>
+              <w:t>TOTAL</w:t>
+            </w:r>
+            <w:proofErr w:type="gramEnd"/>
+            <w:r>
+              <w:rPr>
+                <w:rFonts w:ascii="Calibri" w:hAnsi="Calibri"/>
+                <w:b/>
+                <w:bCs/>
+                <w:color w:val="595959" w:themeColor="text1" w:themeTint="A6"/>
+                <w:sz w:val="16"/>
+                <w:szCs w:val="16"/>
+                <w:lang w:val="es-BO"/>
+              </w:rPr>
+              <w:t xml:space="preserve"> A CANCELAR</w:t>
+            </w:r>
+          </w:p>
+        </w:tc>
+        <w:tc>
+          <w:tcPr>
+            <w:tcW w:w="3033" w:type="dxa"/>
             <w:gridSpan w:val="2"/>
             <w:shd w:val="clear" w:color="auto" w:fill="E7E6E6" w:themeFill="background2"/>
+            <w:vAlign w:val="center"/>
           </w:tcPr>
           <w:p>
             <w:pPr>
@@ -3020,143 +3350,94 @@
               <w:rPr>
                 <w:rFonts w:ascii="Calibri" w:hAnsi="Calibri"/>
                 <w:color w:val="595959" w:themeColor="text1" w:themeTint="A6"/>
-                <w:sz w:val="16"/>
-                <w:szCs w:val="16"/>
-                <w:lang w:val="es-BO"/>
-              </w:rPr>
-            </w:pPr>
+                <w:sz w:val="18"/>
+                <w:szCs w:val="18"/>
+                <w:lang w:val="es-BO"/>
+              </w:rPr>
+            </w:pPr>
+            <w:r>
+              <w:rPr>
+                <w:rFonts w:ascii="Calibri" w:hAnsi="Calibri"/>
+                <w:sz w:val="18"/>
+                <w:szCs w:val="18"/>
+                <w:lang w:val="es-BO"/>
+              </w:rPr>
+              <w:t>{</w:t>
+            </w:r>
+            <w:proofErr w:type="spellStart"/>
+            <w:proofErr w:type="gramStart"/>
+            <w:r>
+              <w:rPr>
+                <w:rFonts w:ascii="Calibri" w:hAnsi="Calibri"/>
+                <w:sz w:val="18"/>
+                <w:szCs w:val="18"/>
+                <w:lang w:val="es-BO"/>
+              </w:rPr>
+              <w:t>d.planilla</w:t>
+            </w:r>
+            <w:proofErr w:type="gramEnd"/>
+            <w:r>
+              <w:rPr>
+                <w:rFonts w:ascii="Calibri" w:hAnsi="Calibri"/>
+                <w:sz w:val="18"/>
+                <w:szCs w:val="18"/>
+                <w:lang w:val="es-BO"/>
+              </w:rPr>
+              <w:t>.total_a_cancelar</w:t>
+            </w:r>
+            <w:proofErr w:type="spellEnd"/>
+            <w:r>
+              <w:rPr>
+                <w:rFonts w:ascii="Calibri" w:hAnsi="Calibri"/>
+                <w:sz w:val="18"/>
+                <w:szCs w:val="18"/>
+                <w:lang w:val="es-BO"/>
+              </w:rPr>
+              <w:t>}</w:t>
+            </w:r>
           </w:p>
         </w:tc>
       </w:tr>
       <w:tr>
         <w:tc>
           <w:tcPr>
-            <w:tcW w:w="7766" w:type="dxa"/>
+            <w:tcW w:w="2977" w:type="dxa"/>
+            <w:gridSpan w:val="2"/>
+          </w:tcPr>
+          <w:p>
+            <w:pPr>
+              <w:pStyle w:val="Standard"/>
+              <w:tabs>
+                <w:tab w:val="left" w:pos="7200"/>
+              </w:tabs>
+              <w:rPr>
+                <w:rFonts w:ascii="Calibri" w:hAnsi="Calibri"/>
+                <w:b/>
+                <w:bCs/>
+                <w:color w:val="595959" w:themeColor="text1" w:themeTint="A6"/>
+                <w:sz w:val="16"/>
+                <w:szCs w:val="16"/>
+                <w:lang w:val="es-BO"/>
+              </w:rPr>
+            </w:pPr>
+            <w:r>
+              <w:rPr>
+                <w:rFonts w:ascii="Calibri" w:hAnsi="Calibri"/>
+                <w:b/>
+                <w:bCs/>
+                <w:color w:val="595959" w:themeColor="text1" w:themeTint="A6"/>
+                <w:sz w:val="16"/>
+                <w:szCs w:val="16"/>
+                <w:lang w:val="es-BO"/>
+              </w:rPr>
+              <w:t xml:space="preserve">OBSERVACION </w:t>
+            </w:r>
+          </w:p>
+        </w:tc>
+        <w:tc>
+          <w:tcPr>
+            <w:tcW w:w="7960" w:type="dxa"/>
             <w:gridSpan w:val="6"/>
-          </w:tcPr>
-          <w:p>
-            <w:pPr>
-              <w:pStyle w:val="Standard"/>
-              <w:tabs>
-                <w:tab w:val="left" w:pos="7200"/>
-              </w:tabs>
-              <w:jc w:val="right"/>
-              <w:rPr>
-                <w:rFonts w:ascii="Calibri" w:hAnsi="Calibri"/>
-                <w:b/>
-                <w:bCs/>
-                <w:color w:val="595959" w:themeColor="text1" w:themeTint="A6"/>
-                <w:sz w:val="16"/>
-                <w:szCs w:val="16"/>
-                <w:lang w:val="es-BO"/>
-              </w:rPr>
-            </w:pPr>
-            <w:r>
-              <w:rPr>
-                <w:rFonts w:ascii="Calibri" w:hAnsi="Calibri"/>
-                <w:b/>
-                <w:bCs/>
-                <w:color w:val="595959" w:themeColor="text1" w:themeTint="A6"/>
-                <w:sz w:val="16"/>
-                <w:szCs w:val="16"/>
-                <w:lang w:val="es-BO"/>
-              </w:rPr>
-              <w:t>TOTAL A CANCELAR</w:t>
-            </w:r>
-          </w:p>
-        </w:tc>
-        <w:tc>
-          <w:tcPr>
-            <w:tcW w:w="3171" w:type="dxa"/>
-            <w:gridSpan w:val="2"/>
-            <w:shd w:val="clear" w:color="auto" w:fill="E7E6E6" w:themeFill="background2"/>
-          </w:tcPr>
-          <w:p>
-            <w:pPr>
-              <w:pStyle w:val="Standard"/>
-              <w:tabs>
-                <w:tab w:val="left" w:pos="7200"/>
-              </w:tabs>
-              <w:jc w:val="right"/>
-              <w:rPr>
-                <w:rFonts w:ascii="Calibri" w:hAnsi="Calibri"/>
-                <w:color w:val="595959" w:themeColor="text1" w:themeTint="A6"/>
-                <w:sz w:val="16"/>
-                <w:szCs w:val="16"/>
-                <w:lang w:val="es-BO"/>
-              </w:rPr>
-            </w:pPr>
-            <w:r>
-              <w:rPr>
-                <w:rFonts w:ascii="Calibri" w:hAnsi="Calibri"/>
-                <w:sz w:val="20"/>
-                <w:szCs w:val="20"/>
-                <w:lang w:val="es-BO"/>
-              </w:rPr>
-              <w:t>{</w:t>
-            </w:r>
-            <w:proofErr w:type="spellStart"/>
-            <w:r>
-              <w:rPr>
-                <w:rFonts w:ascii="Calibri" w:hAnsi="Calibri"/>
-                <w:sz w:val="20"/>
-                <w:szCs w:val="20"/>
-                <w:lang w:val="es-BO"/>
-              </w:rPr>
-              <w:t>d.planilla.total_a_cancelar</w:t>
-            </w:r>
-            <w:proofErr w:type="spellEnd"/>
-            <w:r>
-              <w:rPr>
-                <w:rFonts w:ascii="Calibri" w:hAnsi="Calibri"/>
-                <w:sz w:val="20"/>
-                <w:szCs w:val="20"/>
-                <w:lang w:val="es-BO"/>
-              </w:rPr>
-              <w:t xml:space="preserve">} </w:t>
-            </w:r>
-          </w:p>
-        </w:tc>
-      </w:tr>
-      <w:tr>
-        <w:tc>
-          <w:tcPr>
-            <w:tcW w:w="1588" w:type="dxa"/>
-          </w:tcPr>
-          <w:p>
-            <w:pPr>
-              <w:pStyle w:val="Standard"/>
-              <w:tabs>
-                <w:tab w:val="left" w:pos="7200"/>
-              </w:tabs>
-              <w:rPr>
-                <w:rFonts w:ascii="Calibri" w:hAnsi="Calibri"/>
-                <w:b/>
-                <w:bCs/>
-                <w:color w:val="595959" w:themeColor="text1" w:themeTint="A6"/>
-                <w:sz w:val="16"/>
-                <w:szCs w:val="16"/>
-                <w:lang w:val="es-BO"/>
-              </w:rPr>
-            </w:pPr>
-            <w:r>
-              <w:rPr>
-                <w:rFonts w:ascii="Calibri" w:hAnsi="Calibri"/>
-                <w:b/>
-                <w:bCs/>
-                <w:color w:val="595959" w:themeColor="text1" w:themeTint="A6"/>
-                <w:sz w:val="16"/>
-                <w:szCs w:val="16"/>
-                <w:lang w:val="es-BO"/>
-              </w:rPr>
-              <w:t xml:space="preserve">OBSERVACION </w:t>
-            </w:r>
-          </w:p>
-        </w:tc>
-        <w:tc>
-          <w:tcPr>
-            <w:tcW w:w="9349" w:type="dxa"/>
-            <w:gridSpan w:val="7"/>
             <w:shd w:val="clear" w:color="auto" w:fill="E7E6E6" w:themeFill="background2"/>
           </w:tcPr>
           <w:p>
@@ -3212,7 +3493,8 @@
         </w:trPr>
         <w:tc>
           <w:tcPr>
-            <w:tcW w:w="1588" w:type="dxa"/>
+            <w:tcW w:w="2977" w:type="dxa"/>
+            <w:gridSpan w:val="2"/>
           </w:tcPr>
           <w:p>
             <w:pPr>
@@ -3235,8 +3517,8 @@
         </w:tc>
         <w:tc>
           <w:tcPr>
-            <w:tcW w:w="4339" w:type="dxa"/>
-            <w:gridSpan w:val="4"/>
+            <w:tcW w:w="3548" w:type="dxa"/>
+            <w:gridSpan w:val="3"/>
           </w:tcPr>
           <w:p>
             <w:pPr>
@@ -3259,7 +3541,7 @@
         </w:tc>
         <w:tc>
           <w:tcPr>
-            <w:tcW w:w="5010" w:type="dxa"/>
+            <w:tcW w:w="4412" w:type="dxa"/>
             <w:gridSpan w:val="3"/>
           </w:tcPr>
           <w:p>
@@ -3285,7 +3567,9 @@
       <w:tr>
         <w:tc>
           <w:tcPr>
-            <w:tcW w:w="1588" w:type="dxa"/>
+            <w:tcW w:w="2977" w:type="dxa"/>
+            <w:gridSpan w:val="2"/>
+            <w:shd w:val="clear" w:color="auto" w:fill="D9D9D9" w:themeFill="background1" w:themeFillShade="D9"/>
           </w:tcPr>
           <w:p>
             <w:pPr>
@@ -3320,8 +3604,9 @@
         </w:tc>
         <w:tc>
           <w:tcPr>
-            <w:tcW w:w="4339" w:type="dxa"/>
-            <w:gridSpan w:val="4"/>
+            <w:tcW w:w="3548" w:type="dxa"/>
+            <w:gridSpan w:val="3"/>
+            <w:shd w:val="clear" w:color="auto" w:fill="D9D9D9" w:themeFill="background1" w:themeFillShade="D9"/>
           </w:tcPr>
           <w:p>
             <w:pPr>
@@ -3368,8 +3653,9 @@
         </w:tc>
         <w:tc>
           <w:tcPr>
-            <w:tcW w:w="5010" w:type="dxa"/>
+            <w:tcW w:w="4412" w:type="dxa"/>
             <w:gridSpan w:val="3"/>
+            <w:shd w:val="clear" w:color="auto" w:fill="D9D9D9" w:themeFill="background1" w:themeFillShade="D9"/>
           </w:tcPr>
           <w:p>
             <w:pPr>
@@ -3423,6 +3709,23 @@
               </w:tabs>
               <w:rPr>
                 <w:rFonts w:ascii="Calibri" w:hAnsi="Calibri"/>
+                <w:b/>
+                <w:bCs/>
+                <w:i/>
+                <w:iCs/>
+                <w:color w:val="3C765C"/>
+                <w:lang w:val="es-BO"/>
+              </w:rPr>
+            </w:pPr>
+          </w:p>
+          <w:p>
+            <w:pPr>
+              <w:pStyle w:val="Standard"/>
+              <w:tabs>
+                <w:tab w:val="left" w:pos="7200"/>
+              </w:tabs>
+              <w:rPr>
+                <w:rFonts w:ascii="Calibri" w:hAnsi="Calibri"/>
                 <w:color w:val="3C765C"/>
                 <w:sz w:val="20"/>
                 <w:szCs w:val="20"/>
@@ -3439,16 +3742,30 @@
                 <w:color w:val="3C765C"/>
                 <w:lang w:val="es-BO"/>
               </w:rPr>
-              <w:t>MONTO RECIBIDO EN CAJA</w:t>
+              <w:t xml:space="preserve">MONTO RECIBIDO EN </w:t>
+            </w:r>
+            <w:r>
+              <w:rPr>
+                <w:rFonts w:ascii="Calibri" w:hAnsi="Calibri"/>
+                <w:b/>
+                <w:bCs/>
+                <w:i/>
+                <w:iCs/>
+                <w:color w:val="3C765C"/>
+                <w:lang w:val="es-BO"/>
+              </w:rPr>
+              <w:t>TESORERIA</w:t>
             </w:r>
           </w:p>
         </w:tc>
       </w:tr>
       <w:tr>
-        <w:tc>
-          <w:tcPr>
-            <w:tcW w:w="2733" w:type="dxa"/>
-            <w:gridSpan w:val="2"/>
+        <w:trPr>
+          <w:trHeight w:val="498"/>
+        </w:trPr>
+        <w:tc>
+          <w:tcPr>
+            <w:tcW w:w="2098" w:type="dxa"/>
             <w:vMerge w:val="restart"/>
             <w:tcBorders>
               <w:top w:val="single" w:sz="4" w:space="0" w:color="auto"/>
@@ -3485,8 +3802,8 @@
         </w:tc>
         <w:tc>
           <w:tcPr>
-            <w:tcW w:w="2733" w:type="dxa"/>
-            <w:gridSpan w:val="2"/>
+            <w:tcW w:w="4060" w:type="dxa"/>
+            <w:gridSpan w:val="3"/>
             <w:vMerge w:val="restart"/>
             <w:tcBorders>
               <w:top w:val="single" w:sz="4" w:space="0" w:color="auto"/>
@@ -3523,8 +3840,8 @@
         </w:tc>
         <w:tc>
           <w:tcPr>
-            <w:tcW w:w="2733" w:type="dxa"/>
-            <w:gridSpan w:val="3"/>
+            <w:tcW w:w="4779" w:type="dxa"/>
+            <w:gridSpan w:val="4"/>
             <w:tcBorders>
               <w:top w:val="single" w:sz="4" w:space="0" w:color="auto"/>
             </w:tcBorders>
@@ -3536,7 +3853,7 @@
               <w:tabs>
                 <w:tab w:val="left" w:pos="7200"/>
               </w:tabs>
-              <w:jc w:val="right"/>
+              <w:jc w:val="center"/>
               <w:rPr>
                 <w:rFonts w:ascii="Calibri" w:hAnsi="Calibri"/>
                 <w:sz w:val="20"/>
@@ -3554,24 +3871,25 @@
                 <w:szCs w:val="16"/>
                 <w:lang w:val="es-BO"/>
               </w:rPr>
-              <w:t>EFECTIVO</w:t>
-            </w:r>
-          </w:p>
-        </w:tc>
-        <w:tc>
-          <w:tcPr>
-            <w:tcW w:w="2738" w:type="dxa"/>
-            <w:tcBorders>
-              <w:top w:val="single" w:sz="4" w:space="0" w:color="auto"/>
-            </w:tcBorders>
-            <w:shd w:val="clear" w:color="auto" w:fill="E7E6E6" w:themeFill="background2"/>
-          </w:tcPr>
-          <w:p>
-            <w:pPr>
-              <w:pStyle w:val="Standard"/>
-              <w:tabs>
-                <w:tab w:val="left" w:pos="7200"/>
-              </w:tabs>
+              <w:t>TIPO DE PAGO REALIZADO</w:t>
+            </w:r>
+          </w:p>
+        </w:tc>
+      </w:tr>
+      <w:tr>
+        <w:tc>
+          <w:tcPr>
+            <w:tcW w:w="2098" w:type="dxa"/>
+            <w:vMerge/>
+            <w:vAlign w:val="center"/>
+          </w:tcPr>
+          <w:p>
+            <w:pPr>
+              <w:pStyle w:val="Standard"/>
+              <w:tabs>
+                <w:tab w:val="left" w:pos="7200"/>
+              </w:tabs>
+              <w:jc w:val="center"/>
               <w:rPr>
                 <w:rFonts w:ascii="Calibri" w:hAnsi="Calibri"/>
                 <w:sz w:val="20"/>
@@ -3581,12 +3899,88 @@
             </w:pPr>
           </w:p>
         </w:tc>
+        <w:tc>
+          <w:tcPr>
+            <w:tcW w:w="4060" w:type="dxa"/>
+            <w:gridSpan w:val="3"/>
+            <w:vMerge/>
+            <w:vAlign w:val="center"/>
+          </w:tcPr>
+          <w:p>
+            <w:pPr>
+              <w:pStyle w:val="Standard"/>
+              <w:tabs>
+                <w:tab w:val="left" w:pos="7200"/>
+              </w:tabs>
+              <w:jc w:val="center"/>
+              <w:rPr>
+                <w:rFonts w:ascii="Calibri" w:hAnsi="Calibri"/>
+                <w:sz w:val="20"/>
+                <w:szCs w:val="20"/>
+                <w:lang w:val="es-BO"/>
+              </w:rPr>
+            </w:pPr>
+          </w:p>
+        </w:tc>
+        <w:tc>
+          <w:tcPr>
+            <w:tcW w:w="2159" w:type="dxa"/>
+            <w:gridSpan w:val="3"/>
+            <w:vAlign w:val="center"/>
+          </w:tcPr>
+          <w:p>
+            <w:pPr>
+              <w:pStyle w:val="Standard"/>
+              <w:tabs>
+                <w:tab w:val="left" w:pos="7200"/>
+              </w:tabs>
+              <w:jc w:val="right"/>
+              <w:rPr>
+                <w:rFonts w:ascii="Calibri" w:hAnsi="Calibri"/>
+                <w:sz w:val="20"/>
+                <w:szCs w:val="20"/>
+                <w:lang w:val="es-BO"/>
+              </w:rPr>
+            </w:pPr>
+            <w:r>
+              <w:rPr>
+                <w:rFonts w:ascii="Calibri" w:hAnsi="Calibri"/>
+                <w:b/>
+                <w:bCs/>
+                <w:color w:val="595959" w:themeColor="text1" w:themeTint="A6"/>
+                <w:sz w:val="16"/>
+                <w:szCs w:val="16"/>
+                <w:lang w:val="es-BO"/>
+              </w:rPr>
+              <w:t>DEPOSITO O TRANFERENCIA</w:t>
+            </w:r>
+          </w:p>
+        </w:tc>
+        <w:tc>
+          <w:tcPr>
+            <w:tcW w:w="2620" w:type="dxa"/>
+            <w:shd w:val="clear" w:color="auto" w:fill="E7E6E6" w:themeFill="background2"/>
+          </w:tcPr>
+          <w:p>
+            <w:pPr>
+              <w:pStyle w:val="Standard"/>
+              <w:tabs>
+                <w:tab w:val="left" w:pos="7200"/>
+              </w:tabs>
+              <w:rPr>
+                <w:rFonts w:ascii="Calibri" w:hAnsi="Calibri"/>
+                <w:sz w:val="20"/>
+                <w:szCs w:val="20"/>
+                <w:lang w:val="es-BO"/>
+              </w:rPr>
+            </w:pPr>
+          </w:p>
+        </w:tc>
       </w:tr>
       <w:tr>
         <w:tc>
           <w:tcPr>
-            <w:tcW w:w="2733" w:type="dxa"/>
-            <w:gridSpan w:val="2"/>
+            <w:tcW w:w="2098" w:type="dxa"/>
             <w:vMerge/>
             <w:vAlign w:val="center"/>
           </w:tcPr>
@@ -3608,8 +4002,8 @@
         </w:tc>
         <w:tc>
           <w:tcPr>
-            <w:tcW w:w="2733" w:type="dxa"/>
-            <w:gridSpan w:val="2"/>
+            <w:tcW w:w="4060" w:type="dxa"/>
+            <w:gridSpan w:val="3"/>
             <w:vMerge/>
             <w:vAlign w:val="center"/>
           </w:tcPr>
@@ -3631,7 +4025,7 @@
         </w:tc>
         <w:tc>
           <w:tcPr>
-            <w:tcW w:w="2733" w:type="dxa"/>
+            <w:tcW w:w="2159" w:type="dxa"/>
             <w:gridSpan w:val="3"/>
             <w:vAlign w:val="center"/>
           </w:tcPr>
@@ -3659,231 +4053,13 @@
                 <w:szCs w:val="16"/>
                 <w:lang w:val="es-BO"/>
               </w:rPr>
-              <w:t xml:space="preserve">CHEQUE </w:t>
-            </w:r>
-            <w:proofErr w:type="spellStart"/>
-            <w:r>
-              <w:rPr>
-                <w:rFonts w:ascii="Calibri" w:hAnsi="Calibri"/>
-                <w:b/>
-                <w:bCs/>
-                <w:color w:val="595959" w:themeColor="text1" w:themeTint="A6"/>
-                <w:sz w:val="16"/>
-                <w:szCs w:val="16"/>
-                <w:lang w:val="es-BO"/>
-              </w:rPr>
-              <w:t>N°</w:t>
-            </w:r>
-            <w:proofErr w:type="spellEnd"/>
-          </w:p>
-        </w:tc>
-        <w:tc>
-          <w:tcPr>
-            <w:tcW w:w="2738" w:type="dxa"/>
-            <w:shd w:val="clear" w:color="auto" w:fill="E7E6E6" w:themeFill="background2"/>
-          </w:tcPr>
-          <w:p>
-            <w:pPr>
-              <w:pStyle w:val="Standard"/>
-              <w:tabs>
-                <w:tab w:val="left" w:pos="7200"/>
-              </w:tabs>
-              <w:rPr>
-                <w:rFonts w:ascii="Calibri" w:hAnsi="Calibri"/>
-                <w:sz w:val="20"/>
-                <w:szCs w:val="20"/>
-                <w:lang w:val="es-BO"/>
-              </w:rPr>
-            </w:pPr>
-          </w:p>
-        </w:tc>
-      </w:tr>
-      <w:tr>
-        <w:tc>
-          <w:tcPr>
-            <w:tcW w:w="2733" w:type="dxa"/>
-            <w:gridSpan w:val="2"/>
-            <w:vMerge/>
-            <w:vAlign w:val="center"/>
-          </w:tcPr>
-          <w:p>
-            <w:pPr>
-              <w:pStyle w:val="Standard"/>
-              <w:tabs>
-                <w:tab w:val="left" w:pos="7200"/>
-              </w:tabs>
-              <w:jc w:val="center"/>
-              <w:rPr>
-                <w:rFonts w:ascii="Calibri" w:hAnsi="Calibri"/>
-                <w:sz w:val="20"/>
-                <w:szCs w:val="20"/>
-                <w:lang w:val="es-BO"/>
-              </w:rPr>
-            </w:pPr>
-          </w:p>
-        </w:tc>
-        <w:tc>
-          <w:tcPr>
-            <w:tcW w:w="2733" w:type="dxa"/>
-            <w:gridSpan w:val="2"/>
-            <w:vMerge/>
-            <w:vAlign w:val="center"/>
-          </w:tcPr>
-          <w:p>
-            <w:pPr>
-              <w:pStyle w:val="Standard"/>
-              <w:tabs>
-                <w:tab w:val="left" w:pos="7200"/>
-              </w:tabs>
-              <w:jc w:val="center"/>
-              <w:rPr>
-                <w:rFonts w:ascii="Calibri" w:hAnsi="Calibri"/>
-                <w:sz w:val="20"/>
-                <w:szCs w:val="20"/>
-                <w:lang w:val="es-BO"/>
-              </w:rPr>
-            </w:pPr>
-          </w:p>
-        </w:tc>
-        <w:tc>
-          <w:tcPr>
-            <w:tcW w:w="2733" w:type="dxa"/>
-            <w:gridSpan w:val="3"/>
-            <w:vAlign w:val="center"/>
-          </w:tcPr>
-          <w:p>
-            <w:pPr>
-              <w:pStyle w:val="Standard"/>
-              <w:tabs>
-                <w:tab w:val="left" w:pos="7200"/>
-              </w:tabs>
-              <w:jc w:val="right"/>
-              <w:rPr>
-                <w:rFonts w:ascii="Calibri" w:hAnsi="Calibri"/>
-                <w:sz w:val="20"/>
-                <w:szCs w:val="20"/>
-                <w:lang w:val="es-BO"/>
-              </w:rPr>
-            </w:pPr>
-            <w:r>
-              <w:rPr>
-                <w:rFonts w:ascii="Calibri" w:hAnsi="Calibri"/>
-                <w:b/>
-                <w:bCs/>
-                <w:color w:val="595959" w:themeColor="text1" w:themeTint="A6"/>
-                <w:sz w:val="16"/>
-                <w:szCs w:val="16"/>
-                <w:lang w:val="es-BO"/>
-              </w:rPr>
-              <w:t>DEPOSITO O TRANFERENCIA</w:t>
-            </w:r>
-          </w:p>
-        </w:tc>
-        <w:tc>
-          <w:tcPr>
-            <w:tcW w:w="2738" w:type="dxa"/>
-            <w:shd w:val="clear" w:color="auto" w:fill="E7E6E6" w:themeFill="background2"/>
-          </w:tcPr>
-          <w:p>
-            <w:pPr>
-              <w:pStyle w:val="Standard"/>
-              <w:tabs>
-                <w:tab w:val="left" w:pos="7200"/>
-              </w:tabs>
-              <w:rPr>
-                <w:rFonts w:ascii="Calibri" w:hAnsi="Calibri"/>
-                <w:sz w:val="20"/>
-                <w:szCs w:val="20"/>
-                <w:lang w:val="es-BO"/>
-              </w:rPr>
-            </w:pPr>
-          </w:p>
-        </w:tc>
-      </w:tr>
-      <w:tr>
-        <w:tc>
-          <w:tcPr>
-            <w:tcW w:w="2733" w:type="dxa"/>
-            <w:gridSpan w:val="2"/>
-            <w:vMerge/>
-            <w:vAlign w:val="center"/>
-          </w:tcPr>
-          <w:p>
-            <w:pPr>
-              <w:pStyle w:val="Standard"/>
-              <w:tabs>
-                <w:tab w:val="left" w:pos="7200"/>
-              </w:tabs>
-              <w:jc w:val="center"/>
-              <w:rPr>
-                <w:rFonts w:ascii="Calibri" w:hAnsi="Calibri"/>
-                <w:sz w:val="20"/>
-                <w:szCs w:val="20"/>
-                <w:lang w:val="es-BO"/>
-              </w:rPr>
-            </w:pPr>
-          </w:p>
-        </w:tc>
-        <w:tc>
-          <w:tcPr>
-            <w:tcW w:w="2733" w:type="dxa"/>
-            <w:gridSpan w:val="2"/>
-            <w:vMerge/>
-            <w:vAlign w:val="center"/>
-          </w:tcPr>
-          <w:p>
-            <w:pPr>
-              <w:pStyle w:val="Standard"/>
-              <w:tabs>
-                <w:tab w:val="left" w:pos="7200"/>
-              </w:tabs>
-              <w:jc w:val="center"/>
-              <w:rPr>
-                <w:rFonts w:ascii="Calibri" w:hAnsi="Calibri"/>
-                <w:sz w:val="20"/>
-                <w:szCs w:val="20"/>
-                <w:lang w:val="es-BO"/>
-              </w:rPr>
-            </w:pPr>
-          </w:p>
-        </w:tc>
-        <w:tc>
-          <w:tcPr>
-            <w:tcW w:w="2733" w:type="dxa"/>
-            <w:gridSpan w:val="3"/>
-            <w:vAlign w:val="center"/>
-          </w:tcPr>
-          <w:p>
-            <w:pPr>
-              <w:pStyle w:val="Standard"/>
-              <w:tabs>
-                <w:tab w:val="left" w:pos="7200"/>
-              </w:tabs>
-              <w:jc w:val="right"/>
-              <w:rPr>
-                <w:rFonts w:ascii="Calibri" w:hAnsi="Calibri"/>
-                <w:sz w:val="20"/>
-                <w:szCs w:val="20"/>
-                <w:lang w:val="es-BO"/>
-              </w:rPr>
-            </w:pPr>
-            <w:r>
-              <w:rPr>
-                <w:rFonts w:ascii="Calibri" w:hAnsi="Calibri"/>
-                <w:b/>
-                <w:bCs/>
-                <w:color w:val="595959" w:themeColor="text1" w:themeTint="A6"/>
-                <w:sz w:val="16"/>
-                <w:szCs w:val="16"/>
-                <w:lang w:val="es-BO"/>
-              </w:rPr>
               <w:t>TOTAL</w:t>
             </w:r>
           </w:p>
         </w:tc>
         <w:tc>
           <w:tcPr>
-            <w:tcW w:w="2738" w:type="dxa"/>
+            <w:tcW w:w="2620" w:type="dxa"/>
             <w:shd w:val="clear" w:color="auto" w:fill="E7E6E6" w:themeFill="background2"/>
           </w:tcPr>
           <w:p>
@@ -3908,8 +4084,7 @@
         </w:trPr>
         <w:tc>
           <w:tcPr>
-            <w:tcW w:w="2733" w:type="dxa"/>
-            <w:gridSpan w:val="2"/>
+            <w:tcW w:w="2098" w:type="dxa"/>
           </w:tcPr>
           <w:p>
             <w:pPr>
@@ -3928,8 +4103,8 @@
         </w:tc>
         <w:tc>
           <w:tcPr>
-            <w:tcW w:w="5466" w:type="dxa"/>
-            <w:gridSpan w:val="5"/>
+            <w:tcW w:w="6219" w:type="dxa"/>
+            <w:gridSpan w:val="6"/>
           </w:tcPr>
           <w:p>
             <w:pPr>
@@ -3952,7 +4127,7 @@
         </w:tc>
         <w:tc>
           <w:tcPr>
-            <w:tcW w:w="2738" w:type="dxa"/>
+            <w:tcW w:w="2620" w:type="dxa"/>
           </w:tcPr>
           <w:p>
             <w:pPr>
@@ -3973,8 +4148,8 @@
       <w:tr>
         <w:tc>
           <w:tcPr>
-            <w:tcW w:w="2733" w:type="dxa"/>
-            <w:gridSpan w:val="2"/>
+            <w:tcW w:w="2098" w:type="dxa"/>
+            <w:shd w:val="clear" w:color="auto" w:fill="D9D9D9" w:themeFill="background1" w:themeFillShade="D9"/>
           </w:tcPr>
           <w:p>
             <w:pPr>
@@ -4006,8 +4181,9 @@
         </w:tc>
         <w:tc>
           <w:tcPr>
-            <w:tcW w:w="5466" w:type="dxa"/>
-            <w:gridSpan w:val="5"/>
+            <w:tcW w:w="6219" w:type="dxa"/>
+            <w:gridSpan w:val="6"/>
+            <w:shd w:val="clear" w:color="auto" w:fill="D9D9D9" w:themeFill="background1" w:themeFillShade="D9"/>
           </w:tcPr>
           <w:p>
             <w:pPr>
@@ -4042,7 +4218,8 @@
         </w:tc>
         <w:tc>
           <w:tcPr>
-            <w:tcW w:w="2738" w:type="dxa"/>
+            <w:tcW w:w="2620" w:type="dxa"/>
+            <w:shd w:val="clear" w:color="auto" w:fill="D9D9D9" w:themeFill="background1" w:themeFillShade="D9"/>
           </w:tcPr>
           <w:p>
             <w:pPr>
@@ -4173,7 +4350,7 @@
     </w:tblGrid>
     <w:tr>
       <w:trPr>
-        <w:trHeight w:val="558"/>
+        <w:trHeight w:val="426"/>
       </w:trPr>
       <w:tc>
         <w:tcPr>
@@ -4348,6 +4525,7 @@
               </w14:shadow>
             </w:rPr>
           </w:pPr>
+          <w:proofErr w:type="spellStart"/>
           <w:r>
             <w:rPr>
               <w:rFonts w:ascii="Calibri" w:hAnsi="Calibri" w:cs="Calibri"/>
@@ -4359,8 +4537,9 @@
                 <w14:srgbClr w14:val="000000"/>
               </w14:shadow>
             </w:rPr>
-            <w:t>COD p</w:t>
+            <w:t>N°</w:t>
           </w:r>
+          <w:proofErr w:type="spellEnd"/>
           <w:r>
             <w:rPr>
               <w:rFonts w:ascii="Calibri" w:hAnsi="Calibri" w:cs="Calibri"/>
@@ -4372,7 +4551,7 @@
                 <w14:srgbClr w14:val="000000"/>
               </w14:shadow>
             </w:rPr>
-            <w:t>lanilla</w:t>
+            <w:t xml:space="preserve"> COMPROBANTE</w:t>
           </w:r>
         </w:p>
         <w:p>
@@ -4393,7 +4572,7 @@
           <w:r>
             <w:rPr>
               <w:rFonts w:ascii="Calibri" w:hAnsi="Calibri" w:cs="Calibri"/>
-              <w:color w:val="006650"/>
+              <w:color w:val="404040" w:themeColor="text1" w:themeTint="BF"/>
               <w:sz w:val="16"/>
               <w:szCs w:val="16"/>
               <w:lang w:val="es-BO"/>
@@ -4407,7 +4586,7 @@
           <w:r>
             <w:rPr>
               <w:rFonts w:ascii="Calibri" w:hAnsi="Calibri" w:cs="Calibri"/>
-              <w:color w:val="006650"/>
+              <w:color w:val="404040" w:themeColor="text1" w:themeTint="BF"/>
               <w:sz w:val="16"/>
               <w:szCs w:val="16"/>
               <w:lang w:val="es-BO"/>
@@ -4421,7 +4600,7 @@
           <w:r>
             <w:rPr>
               <w:rFonts w:ascii="Calibri" w:hAnsi="Calibri" w:cs="Calibri"/>
-              <w:color w:val="006650"/>
+              <w:color w:val="404040" w:themeColor="text1" w:themeTint="BF"/>
               <w:sz w:val="16"/>
               <w:szCs w:val="16"/>
               <w:lang w:val="es-BO"/>
@@ -4436,7 +4615,7 @@
     </w:tr>
     <w:tr>
       <w:trPr>
-        <w:trHeight w:val="566"/>
+        <w:trHeight w:val="60"/>
       </w:trPr>
       <w:tc>
         <w:tcPr>
@@ -4477,6 +4656,10 @@
             <w:jc w:val="center"/>
             <w:rPr>
               <w:rFonts w:ascii="Cascadia Code SemiBold" w:hAnsi="Cascadia Code SemiBold" w:cs="Calibri"/>
+              <w:b/>
+              <w:bCs/>
+              <w:i/>
+              <w:iCs/>
               <w:color w:val="006650"/>
               <w:sz w:val="32"/>
               <w:szCs w:val="32"/>
@@ -4489,9 +4672,11 @@
           <w:r>
             <w:rPr>
               <w:rFonts w:ascii="Cascadia Code SemiBold" w:hAnsi="Cascadia Code SemiBold" w:cs="Calibri"/>
+              <w:b/>
+              <w:bCs/>
+              <w:i/>
+              <w:iCs/>
               <w:color w:val="006650"/>
-              <w:sz w:val="20"/>
-              <w:szCs w:val="20"/>
               <w:lang w:val="es-BO"/>
               <w14:shadow w14:blurRad="0" w14:dist="17957" w14:dir="2700000" w14:sx="100000" w14:sy="100000" w14:kx="0" w14:ky="0" w14:algn="b">
                 <w14:srgbClr w14:val="000000"/>
@@ -4503,9 +4688,11 @@
           <w:r>
             <w:rPr>
               <w:rFonts w:ascii="Cascadia Code SemiBold" w:hAnsi="Cascadia Code SemiBold" w:cs="Calibri"/>
+              <w:b/>
+              <w:bCs/>
+              <w:i/>
+              <w:iCs/>
               <w:color w:val="006650"/>
-              <w:sz w:val="20"/>
-              <w:szCs w:val="20"/>
               <w:lang w:val="es-BO"/>
               <w14:shadow w14:blurRad="0" w14:dist="17957" w14:dir="2700000" w14:sx="100000" w14:sy="100000" w14:kx="0" w14:ky="0" w14:algn="b">
                 <w14:srgbClr w14:val="000000"/>
@@ -4517,9 +4704,11 @@
           <w:r>
             <w:rPr>
               <w:rFonts w:ascii="Cascadia Code SemiBold" w:hAnsi="Cascadia Code SemiBold" w:cs="Calibri"/>
+              <w:b/>
+              <w:bCs/>
+              <w:i/>
+              <w:iCs/>
               <w:color w:val="006650"/>
-              <w:sz w:val="20"/>
-              <w:szCs w:val="20"/>
               <w:lang w:val="es-BO"/>
               <w14:shadow w14:blurRad="0" w14:dist="17957" w14:dir="2700000" w14:sx="100000" w14:sy="100000" w14:kx="0" w14:ky="0" w14:algn="b">
                 <w14:srgbClr w14:val="000000"/>
@@ -4528,39 +4717,47 @@
             <w:t>} {</w:t>
           </w:r>
           <w:proofErr w:type="spellStart"/>
+          <w:proofErr w:type="gramStart"/>
           <w:r>
             <w:rPr>
               <w:rFonts w:ascii="Cascadia Code SemiBold" w:hAnsi="Cascadia Code SemiBold" w:cs="Calibri"/>
+              <w:b/>
+              <w:bCs/>
+              <w:i/>
+              <w:iCs/>
               <w:color w:val="006650"/>
-              <w:sz w:val="20"/>
-              <w:szCs w:val="20"/>
               <w:lang w:val="es-BO"/>
               <w14:shadow w14:blurRad="0" w14:dist="17957" w14:dir="2700000" w14:sx="100000" w14:sy="100000" w14:kx="0" w14:ky="0" w14:algn="b">
                 <w14:srgbClr w14:val="000000"/>
               </w14:shadow>
             </w:rPr>
-            <w:t>d.</w:t>
+            <w:t>d.planilla</w:t>
           </w:r>
+          <w:proofErr w:type="gramEnd"/>
           <w:r>
             <w:rPr>
               <w:rFonts w:ascii="Cascadia Code SemiBold" w:hAnsi="Cascadia Code SemiBold" w:cs="Calibri"/>
+              <w:b/>
+              <w:bCs/>
+              <w:i/>
+              <w:iCs/>
               <w:color w:val="006650"/>
-              <w:sz w:val="20"/>
-              <w:szCs w:val="20"/>
               <w:lang w:val="es-BO"/>
               <w14:shadow w14:blurRad="0" w14:dist="17957" w14:dir="2700000" w14:sx="100000" w14:sy="100000" w14:kx="0" w14:ky="0" w14:algn="b">
                 <w14:srgbClr w14:val="000000"/>
               </w14:shadow>
             </w:rPr>
-            <w:t>planilla.gestion</w:t>
+            <w:t>.gestion</w:t>
           </w:r>
           <w:proofErr w:type="spellEnd"/>
           <w:r>
             <w:rPr>
               <w:rFonts w:ascii="Cascadia Code SemiBold" w:hAnsi="Cascadia Code SemiBold" w:cs="Calibri"/>
+              <w:b/>
+              <w:bCs/>
+              <w:i/>
+              <w:iCs/>
               <w:color w:val="006650"/>
-              <w:sz w:val="20"/>
-              <w:szCs w:val="20"/>
               <w:lang w:val="es-BO"/>
               <w14:shadow w14:blurRad="0" w14:dist="17957" w14:dir="2700000" w14:sx="100000" w14:sy="100000" w14:kx="0" w14:ky="0" w14:algn="b">
                 <w14:srgbClr w14:val="000000"/>
